--- a/SKILL-4.docx
+++ b/SKILL-4.docx
@@ -20,29 +20,7 @@
           <w:sz w:val="28"/>
           <w:szCs w:val="28"/>
         </w:rPr>
-        <w:t xml:space="preserve">NAME: GURRALA HAREESH REDDY               ID NO:2400090155                        SEC </w:t>
-      </w:r>
-      <w:proofErr w:type="gramStart"/>
-      <w:r>
-        <w:rPr>
-          <w:b/>
-          <w:bCs/>
-          <w:color w:val="EE0000"/>
-          <w:sz w:val="28"/>
-          <w:szCs w:val="28"/>
-        </w:rPr>
-        <w:t>NO :</w:t>
-      </w:r>
-      <w:proofErr w:type="gramEnd"/>
-      <w:r>
-        <w:rPr>
-          <w:b/>
-          <w:bCs/>
-          <w:color w:val="EE0000"/>
-          <w:sz w:val="28"/>
-          <w:szCs w:val="28"/>
-        </w:rPr>
-        <w:t xml:space="preserve"> 06</w:t>
+        <w:t>NAME: GURRALA HAREESH REDDY               ID NO:2400090155                        SEC NO : 06</w:t>
       </w:r>
     </w:p>
     <w:p>
@@ -169,7 +147,7 @@
     <w:p>
       <w:r>
         <w:pict w14:anchorId="23ED0AFC">
-          <v:rect id="_x0000_i1277" style="width:0;height:1.5pt" o:hralign="center" o:hrstd="t" o:hr="t" fillcolor="#a0a0a0" stroked="f"/>
+          <v:rect id="_x0000_i1025" style="width:0;height:1.5pt" o:hralign="center" o:hrstd="t" o:hr="t" fillcolor="#a0a0a0" stroked="f"/>
         </w:pict>
       </w:r>
     </w:p>
@@ -246,7 +224,7 @@
     <w:p>
       <w:r>
         <w:pict w14:anchorId="57CB3E1C">
-          <v:rect id="_x0000_i1278" style="width:0;height:1.5pt" o:hralign="center" o:hrstd="t" o:hr="t" fillcolor="#a0a0a0" stroked="f"/>
+          <v:rect id="_x0000_i1026" style="width:0;height:1.5pt" o:hralign="center" o:hrstd="t" o:hr="t" fillcolor="#a0a0a0" stroked="f"/>
         </w:pict>
       </w:r>
     </w:p>
@@ -307,15 +285,7 @@
         <w:t>──</w:t>
       </w:r>
       <w:r>
-        <w:t xml:space="preserve"> </w:t>
-      </w:r>
-      <w:proofErr w:type="spellStart"/>
-      <w:r>
-        <w:t>src</w:t>
-      </w:r>
-      <w:proofErr w:type="spellEnd"/>
-      <w:r>
-        <w:t>/main/java/com/example</w:t>
+        <w:t xml:space="preserve"> src/main/java/com/example</w:t>
       </w:r>
     </w:p>
     <w:p>
@@ -385,15 +355,7 @@
     </w:p>
     <w:p>
       <w:r>
-        <w:t xml:space="preserve"> └── </w:t>
-      </w:r>
-      <w:proofErr w:type="spellStart"/>
-      <w:r>
-        <w:t>src</w:t>
-      </w:r>
-      <w:proofErr w:type="spellEnd"/>
-      <w:r>
-        <w:t>/main/resources</w:t>
+        <w:t xml:space="preserve"> └── src/main/resources</w:t>
       </w:r>
     </w:p>
     <w:p>
@@ -404,7 +366,7 @@
     <w:p>
       <w:r>
         <w:pict w14:anchorId="2B1AACD6">
-          <v:rect id="_x0000_i1279" style="width:0;height:1.5pt" o:hralign="center" o:hrstd="t" o:hr="t" fillcolor="#a0a0a0" stroked="f"/>
+          <v:rect id="_x0000_i1027" style="width:0;height:1.5pt" o:hralign="center" o:hrstd="t" o:hr="t" fillcolor="#a0a0a0" stroked="f"/>
         </w:pict>
       </w:r>
     </w:p>
@@ -426,7 +388,7 @@
     <w:p>
       <w:r>
         <w:pict w14:anchorId="39656077">
-          <v:rect id="_x0000_i1280" style="width:0;height:1.5pt" o:hralign="center" o:hrstd="t" o:hr="t" fillcolor="#a0a0a0" stroked="f"/>
+          <v:rect id="_x0000_i1028" style="width:0;height:1.5pt" o:hralign="center" o:hrstd="t" o:hr="t" fillcolor="#a0a0a0" stroked="f"/>
         </w:pict>
       </w:r>
     </w:p>
@@ -447,45 +409,18 @@
     </w:p>
     <w:p>
       <w:r>
-        <w:t xml:space="preserve">&lt;project </w:t>
-      </w:r>
-      <w:proofErr w:type="spellStart"/>
-      <w:r>
-        <w:t>xmlns</w:t>
-      </w:r>
-      <w:proofErr w:type="spellEnd"/>
-      <w:r>
-        <w:t>="http://maven.apache.org/POM/4.0.0"</w:t>
-      </w:r>
-    </w:p>
-    <w:p>
-      <w:r>
-        <w:t xml:space="preserve">         </w:t>
-      </w:r>
-      <w:proofErr w:type="spellStart"/>
-      <w:proofErr w:type="gramStart"/>
-      <w:r>
-        <w:t>xmlns:xsi</w:t>
-      </w:r>
-      <w:proofErr w:type="spellEnd"/>
-      <w:proofErr w:type="gramEnd"/>
-      <w:r>
-        <w:t>="http://www.w3.org/2001/XMLSchema-instance"</w:t>
-      </w:r>
-    </w:p>
-    <w:p>
-      <w:r>
-        <w:t xml:space="preserve">         </w:t>
-      </w:r>
-      <w:proofErr w:type="spellStart"/>
-      <w:proofErr w:type="gramStart"/>
-      <w:r>
-        <w:t>xsi:schemaLocation</w:t>
-      </w:r>
-      <w:proofErr w:type="spellEnd"/>
-      <w:proofErr w:type="gramEnd"/>
-      <w:r>
-        <w:t>="http://maven.apache.org/POM/4.0.0</w:t>
+        <w:t>&lt;project xmlns="http://maven.apache.org/POM/4.0.0"</w:t>
+      </w:r>
+    </w:p>
+    <w:p>
+      <w:r>
+        <w:t xml:space="preserve">         xmlns:xsi="http://www.w3.org/2001/XMLSchema-instance"</w:t>
+      </w:r>
+    </w:p>
+    <w:p>
+      <w:r>
+        <w:lastRenderedPageBreak/>
+        <w:t xml:space="preserve">         xsi:schemaLocation="http://maven.apache.org/POM/4.0.0</w:t>
       </w:r>
     </w:p>
     <w:p>
@@ -496,210 +431,266 @@
     <w:p/>
     <w:p>
       <w:r>
+        <w:t xml:space="preserve">    &lt;modelVersion&gt;4.0.0&lt;/modelVersion&gt;</w:t>
+      </w:r>
+    </w:p>
+    <w:p/>
+    <w:p>
+      <w:r>
+        <w:t xml:space="preserve">    &lt;groupId&gt;com.example&lt;/groupId&gt;</w:t>
+      </w:r>
+    </w:p>
+    <w:p>
+      <w:r>
+        <w:t xml:space="preserve">    &lt;artifactId&gt;skill-4-spring-di&lt;/artifactId&gt;</w:t>
+      </w:r>
+    </w:p>
+    <w:p>
+      <w:r>
+        <w:t xml:space="preserve">    &lt;version&gt;1.0-SNAPSHOT&lt;/version&gt;</w:t>
+      </w:r>
+    </w:p>
+    <w:p/>
+    <w:p>
+      <w:r>
+        <w:t xml:space="preserve">    &lt;properties&gt;</w:t>
+      </w:r>
+    </w:p>
+    <w:p>
+      <w:r>
+        <w:t xml:space="preserve">        &lt;maven.compiler.release&gt;17&lt;/maven.compiler.release&gt;</w:t>
+      </w:r>
+    </w:p>
+    <w:p>
+      <w:r>
+        <w:t xml:space="preserve">    &lt;/properties&gt;</w:t>
+      </w:r>
+    </w:p>
+    <w:p/>
+    <w:p>
+      <w:r>
+        <w:t xml:space="preserve">    &lt;dependencies&gt;</w:t>
+      </w:r>
+    </w:p>
+    <w:p>
+      <w:r>
+        <w:t xml:space="preserve">        &lt;dependency&gt;</w:t>
+      </w:r>
+    </w:p>
+    <w:p>
+      <w:r>
+        <w:t xml:space="preserve">            &lt;groupId&gt;org.springframework&lt;/groupId&gt;</w:t>
+      </w:r>
+    </w:p>
+    <w:p>
+      <w:r>
+        <w:t xml:space="preserve">            &lt;artifactId&gt;spring-context&lt;/artifactId&gt;</w:t>
+      </w:r>
+    </w:p>
+    <w:p>
+      <w:r>
+        <w:t xml:space="preserve">            &lt;version&gt;6.1.5&lt;/version&gt;</w:t>
+      </w:r>
+    </w:p>
+    <w:p>
+      <w:r>
+        <w:t xml:space="preserve">        &lt;/dependency&gt;</w:t>
+      </w:r>
+    </w:p>
+    <w:p>
+      <w:r>
+        <w:t xml:space="preserve">    &lt;/dependencies&gt;</w:t>
+      </w:r>
+    </w:p>
+    <w:p/>
+    <w:p>
+      <w:r>
+        <w:t>&lt;/project&gt;</w:t>
+      </w:r>
+    </w:p>
+    <w:p>
+      <w:r>
+        <w:pict w14:anchorId="01327D17">
+          <v:rect id="_x0000_i1029" style="width:0;height:1.5pt" o:hralign="center" o:hrstd="t" o:hr="t" fillcolor="#a0a0a0" stroked="f"/>
+        </w:pict>
+      </w:r>
+    </w:p>
+    <w:p>
+      <w:pPr>
+        <w:rPr>
+          <w:b/>
+          <w:bCs/>
+        </w:rPr>
+      </w:pPr>
+      <w:r>
+        <w:rPr>
+          <w:b/>
+          <w:bCs/>
+        </w:rPr>
+        <w:t>Student.java</w:t>
+      </w:r>
+    </w:p>
+    <w:p>
+      <w:r>
+        <w:t>package com.example;</w:t>
+      </w:r>
+    </w:p>
+    <w:p/>
+    <w:p>
+      <w:r>
+        <w:t>public class Student {</w:t>
+      </w:r>
+    </w:p>
+    <w:p/>
+    <w:p>
+      <w:r>
+        <w:t xml:space="preserve">    private int studentId;</w:t>
+      </w:r>
+    </w:p>
+    <w:p>
+      <w:r>
+        <w:t xml:space="preserve">    private String name;</w:t>
+      </w:r>
+    </w:p>
+    <w:p>
+      <w:r>
+        <w:t xml:space="preserve">    private String course;</w:t>
+      </w:r>
+    </w:p>
+    <w:p>
+      <w:r>
+        <w:t xml:space="preserve">    private String year;</w:t>
+      </w:r>
+    </w:p>
+    <w:p/>
+    <w:p>
+      <w:r>
         <w:lastRenderedPageBreak/>
-        <w:t xml:space="preserve">    &lt;</w:t>
-      </w:r>
-      <w:proofErr w:type="spellStart"/>
-      <w:r>
-        <w:t>modelVersion</w:t>
-      </w:r>
-      <w:proofErr w:type="spellEnd"/>
-      <w:r>
-        <w:t>&gt;4.0.0&lt;/</w:t>
-      </w:r>
-      <w:proofErr w:type="spellStart"/>
-      <w:r>
-        <w:t>modelVersion</w:t>
-      </w:r>
-      <w:proofErr w:type="spellEnd"/>
-      <w:r>
-        <w:t>&gt;</w:t>
-      </w:r>
-    </w:p>
-    <w:p/>
-    <w:p>
-      <w:r>
-        <w:t xml:space="preserve">    &lt;</w:t>
-      </w:r>
-      <w:proofErr w:type="spellStart"/>
-      <w:r>
-        <w:t>groupId</w:t>
-      </w:r>
-      <w:proofErr w:type="spellEnd"/>
-      <w:r>
-        <w:t>&gt;</w:t>
-      </w:r>
-      <w:proofErr w:type="spellStart"/>
-      <w:r>
-        <w:t>com.example</w:t>
-      </w:r>
-      <w:proofErr w:type="spellEnd"/>
-      <w:r>
-        <w:t>&lt;/</w:t>
-      </w:r>
-      <w:proofErr w:type="spellStart"/>
-      <w:r>
-        <w:t>groupId</w:t>
-      </w:r>
-      <w:proofErr w:type="spellEnd"/>
-      <w:r>
-        <w:t>&gt;</w:t>
-      </w:r>
-    </w:p>
-    <w:p>
-      <w:r>
-        <w:t xml:space="preserve">    &lt;</w:t>
-      </w:r>
-      <w:proofErr w:type="spellStart"/>
-      <w:r>
-        <w:t>artifactId</w:t>
-      </w:r>
-      <w:proofErr w:type="spellEnd"/>
-      <w:r>
-        <w:t>&gt;skill-4-spring-di&lt;/</w:t>
-      </w:r>
-      <w:proofErr w:type="spellStart"/>
-      <w:r>
-        <w:t>artifactId</w:t>
-      </w:r>
-      <w:proofErr w:type="spellEnd"/>
-      <w:r>
-        <w:t>&gt;</w:t>
-      </w:r>
-    </w:p>
-    <w:p>
-      <w:r>
-        <w:t xml:space="preserve">    &lt;version&gt;1.0-SNAPSHOT&lt;/version&gt;</w:t>
-      </w:r>
-    </w:p>
-    <w:p/>
-    <w:p>
-      <w:r>
-        <w:t xml:space="preserve">    &lt;properties&gt;</w:t>
-      </w:r>
-    </w:p>
-    <w:p>
-      <w:r>
-        <w:t xml:space="preserve">        &lt;</w:t>
-      </w:r>
-      <w:proofErr w:type="spellStart"/>
-      <w:proofErr w:type="gramStart"/>
-      <w:r>
-        <w:t>maven.compiler</w:t>
-      </w:r>
-      <w:proofErr w:type="gramEnd"/>
-      <w:r>
-        <w:t>.release</w:t>
-      </w:r>
-      <w:proofErr w:type="spellEnd"/>
-      <w:r>
-        <w:t>&gt;17&lt;/</w:t>
-      </w:r>
-      <w:proofErr w:type="spellStart"/>
-      <w:proofErr w:type="gramStart"/>
-      <w:r>
-        <w:t>maven.compiler</w:t>
-      </w:r>
-      <w:proofErr w:type="gramEnd"/>
-      <w:r>
-        <w:t>.release</w:t>
-      </w:r>
-      <w:proofErr w:type="spellEnd"/>
-      <w:r>
-        <w:t>&gt;</w:t>
-      </w:r>
-    </w:p>
-    <w:p>
-      <w:r>
-        <w:t xml:space="preserve">    &lt;/properties&gt;</w:t>
-      </w:r>
-    </w:p>
-    <w:p/>
-    <w:p>
-      <w:r>
-        <w:t xml:space="preserve">    &lt;dependencies&gt;</w:t>
-      </w:r>
-    </w:p>
-    <w:p>
-      <w:r>
-        <w:t xml:space="preserve">        &lt;dependency&gt;</w:t>
-      </w:r>
-    </w:p>
-    <w:p>
-      <w:r>
-        <w:t xml:space="preserve">            &lt;</w:t>
-      </w:r>
-      <w:proofErr w:type="spellStart"/>
-      <w:r>
-        <w:t>groupId</w:t>
-      </w:r>
-      <w:proofErr w:type="spellEnd"/>
-      <w:r>
-        <w:t>&gt;</w:t>
-      </w:r>
-      <w:proofErr w:type="spellStart"/>
-      <w:r>
-        <w:t>org.springframework</w:t>
-      </w:r>
-      <w:proofErr w:type="spellEnd"/>
-      <w:r>
-        <w:t>&lt;/</w:t>
-      </w:r>
-      <w:proofErr w:type="spellStart"/>
-      <w:r>
-        <w:t>groupId</w:t>
-      </w:r>
-      <w:proofErr w:type="spellEnd"/>
-      <w:r>
-        <w:t>&gt;</w:t>
-      </w:r>
-    </w:p>
-    <w:p>
-      <w:r>
-        <w:t xml:space="preserve">            &lt;</w:t>
-      </w:r>
-      <w:proofErr w:type="spellStart"/>
-      <w:r>
-        <w:t>artifactId</w:t>
-      </w:r>
-      <w:proofErr w:type="spellEnd"/>
-      <w:r>
-        <w:t>&gt;spring-context&lt;/</w:t>
-      </w:r>
-      <w:proofErr w:type="spellStart"/>
-      <w:r>
-        <w:t>artifactId</w:t>
-      </w:r>
-      <w:proofErr w:type="spellEnd"/>
-      <w:r>
-        <w:t>&gt;</w:t>
-      </w:r>
-    </w:p>
-    <w:p>
-      <w:r>
-        <w:t xml:space="preserve">            &lt;version&gt;6.1.5&lt;/version&gt;</w:t>
-      </w:r>
-    </w:p>
-    <w:p>
-      <w:r>
-        <w:t xml:space="preserve">        &lt;/dependency&gt;</w:t>
-      </w:r>
-    </w:p>
-    <w:p>
-      <w:r>
-        <w:t xml:space="preserve">    &lt;/dependencies&gt;</w:t>
-      </w:r>
-    </w:p>
-    <w:p/>
-    <w:p>
-      <w:r>
-        <w:t>&lt;/project&gt;</w:t>
-      </w:r>
-    </w:p>
-    <w:p>
-      <w:r>
-        <w:pict w14:anchorId="01327D17">
-          <v:rect id="_x0000_i1281" style="width:0;height:1.5pt" o:hralign="center" o:hrstd="t" o:hr="t" fillcolor="#a0a0a0" stroked="f"/>
+        <w:t xml:space="preserve">    // Constructor Injection</w:t>
+      </w:r>
+    </w:p>
+    <w:p>
+      <w:r>
+        <w:t xml:space="preserve">    public Student(int studentId, String name, String course, String year) {</w:t>
+      </w:r>
+    </w:p>
+    <w:p>
+      <w:r>
+        <w:t xml:space="preserve">        this.studentId = studentId;</w:t>
+      </w:r>
+    </w:p>
+    <w:p>
+      <w:r>
+        <w:t xml:space="preserve">        this.name = name;</w:t>
+      </w:r>
+    </w:p>
+    <w:p>
+      <w:r>
+        <w:t xml:space="preserve">        this.course = course;</w:t>
+      </w:r>
+    </w:p>
+    <w:p>
+      <w:r>
+        <w:t xml:space="preserve">        this.year = year;</w:t>
+      </w:r>
+    </w:p>
+    <w:p>
+      <w:r>
+        <w:t xml:space="preserve">    }</w:t>
+      </w:r>
+    </w:p>
+    <w:p/>
+    <w:p>
+      <w:r>
+        <w:t xml:space="preserve">    // Setter Injection</w:t>
+      </w:r>
+    </w:p>
+    <w:p>
+      <w:r>
+        <w:t xml:space="preserve">    public void setCourse(String course) {</w:t>
+      </w:r>
+    </w:p>
+    <w:p>
+      <w:r>
+        <w:t xml:space="preserve">        this.course = course;</w:t>
+      </w:r>
+    </w:p>
+    <w:p>
+      <w:r>
+        <w:t xml:space="preserve">    }</w:t>
+      </w:r>
+    </w:p>
+    <w:p/>
+    <w:p>
+      <w:r>
+        <w:t xml:space="preserve">    public void setYear(String year) {</w:t>
+      </w:r>
+    </w:p>
+    <w:p>
+      <w:r>
+        <w:t xml:space="preserve">        this.year = year;</w:t>
+      </w:r>
+    </w:p>
+    <w:p>
+      <w:r>
+        <w:t xml:space="preserve">    }</w:t>
+      </w:r>
+    </w:p>
+    <w:p/>
+    <w:p>
+      <w:r>
+        <w:t xml:space="preserve">    @Override</w:t>
+      </w:r>
+    </w:p>
+    <w:p>
+      <w:r>
+        <w:t xml:space="preserve">    public String toString() {</w:t>
+      </w:r>
+    </w:p>
+    <w:p>
+      <w:r>
+        <w:t xml:space="preserve">        return "Student{" +</w:t>
+      </w:r>
+    </w:p>
+    <w:p>
+      <w:r>
+        <w:t xml:space="preserve">                "studentId=" + studentId +</w:t>
+      </w:r>
+    </w:p>
+    <w:p>
+      <w:r>
+        <w:t xml:space="preserve">                ", name='" + name + '\'' +</w:t>
+      </w:r>
+    </w:p>
+    <w:p>
+      <w:r>
+        <w:t xml:space="preserve">                ", course='" + course + '\'' +</w:t>
+      </w:r>
+    </w:p>
+    <w:p>
+      <w:r>
+        <w:t xml:space="preserve">                ", year='" + year + '\'' +</w:t>
+      </w:r>
+    </w:p>
+    <w:p>
+      <w:r>
+        <w:t xml:space="preserve">                '}';</w:t>
+      </w:r>
+    </w:p>
+    <w:p>
+      <w:r>
+        <w:t xml:space="preserve">    }</w:t>
+      </w:r>
+    </w:p>
+    <w:p>
+      <w:r>
+        <w:t>}</w:t>
+      </w:r>
+    </w:p>
+    <w:p>
+      <w:r>
+        <w:pict w14:anchorId="08F59641">
+          <v:rect id="_x0000_i1030" style="width:0;height:1.5pt" o:hralign="center" o:hrstd="t" o:hr="t" fillcolor="#a0a0a0" stroked="f"/>
         </w:pict>
       </w:r>
     </w:p>
@@ -715,185 +706,270 @@
           <w:b/>
           <w:bCs/>
         </w:rPr>
-        <w:t>Student.java</w:t>
-      </w:r>
-    </w:p>
-    <w:p>
-      <w:r>
-        <w:t xml:space="preserve">package </w:t>
-      </w:r>
-      <w:proofErr w:type="spellStart"/>
-      <w:r>
-        <w:t>com.example</w:t>
-      </w:r>
-      <w:proofErr w:type="spellEnd"/>
-      <w:r>
-        <w:t>;</w:t>
-      </w:r>
-    </w:p>
-    <w:p/>
-    <w:p>
-      <w:r>
-        <w:t>public class Student {</w:t>
-      </w:r>
-    </w:p>
-    <w:p/>
-    <w:p>
-      <w:r>
-        <w:t xml:space="preserve">    private int </w:t>
-      </w:r>
-      <w:proofErr w:type="spellStart"/>
-      <w:r>
-        <w:t>studentId</w:t>
-      </w:r>
-      <w:proofErr w:type="spellEnd"/>
-      <w:r>
-        <w:t>;</w:t>
-      </w:r>
-    </w:p>
-    <w:p>
-      <w:r>
-        <w:t xml:space="preserve">    private String name;</w:t>
-      </w:r>
-    </w:p>
-    <w:p>
-      <w:r>
-        <w:t xml:space="preserve">    private String course;</w:t>
-      </w:r>
-    </w:p>
-    <w:p>
-      <w:r>
-        <w:t xml:space="preserve">    private String year;</w:t>
-      </w:r>
-    </w:p>
-    <w:p/>
-    <w:p>
-      <w:r>
-        <w:t xml:space="preserve">    // Constructor Injection</w:t>
-      </w:r>
-    </w:p>
-    <w:p>
-      <w:r>
-        <w:t xml:space="preserve">    public </w:t>
-      </w:r>
-      <w:proofErr w:type="gramStart"/>
-      <w:r>
-        <w:t>Student(</w:t>
-      </w:r>
-      <w:proofErr w:type="gramEnd"/>
-      <w:r>
-        <w:t xml:space="preserve">int </w:t>
-      </w:r>
-      <w:proofErr w:type="spellStart"/>
-      <w:r>
-        <w:t>studentId</w:t>
-      </w:r>
-      <w:proofErr w:type="spellEnd"/>
-      <w:r>
-        <w:t>, String name, String course, String year) {</w:t>
-      </w:r>
-    </w:p>
-    <w:p>
-      <w:r>
-        <w:t xml:space="preserve">        </w:t>
-      </w:r>
-      <w:proofErr w:type="spellStart"/>
-      <w:proofErr w:type="gramStart"/>
-      <w:r>
-        <w:t>this.studentId</w:t>
-      </w:r>
-      <w:proofErr w:type="spellEnd"/>
-      <w:proofErr w:type="gramEnd"/>
-      <w:r>
-        <w:t xml:space="preserve"> = </w:t>
-      </w:r>
-      <w:proofErr w:type="spellStart"/>
-      <w:r>
-        <w:t>studentId</w:t>
-      </w:r>
-      <w:proofErr w:type="spellEnd"/>
-      <w:r>
-        <w:t>;</w:t>
-      </w:r>
-    </w:p>
-    <w:p>
-      <w:r>
-        <w:t xml:space="preserve">        this.name = name;</w:t>
-      </w:r>
-    </w:p>
-    <w:p>
-      <w:r>
-        <w:t xml:space="preserve">        </w:t>
-      </w:r>
-      <w:proofErr w:type="spellStart"/>
-      <w:proofErr w:type="gramStart"/>
-      <w:r>
-        <w:t>this.course</w:t>
-      </w:r>
-      <w:proofErr w:type="spellEnd"/>
-      <w:proofErr w:type="gramEnd"/>
-      <w:r>
-        <w:t xml:space="preserve"> = course;</w:t>
-      </w:r>
-    </w:p>
-    <w:p>
-      <w:r>
-        <w:t xml:space="preserve">        </w:t>
-      </w:r>
-      <w:proofErr w:type="spellStart"/>
-      <w:proofErr w:type="gramStart"/>
-      <w:r>
-        <w:t>this.year</w:t>
-      </w:r>
-      <w:proofErr w:type="spellEnd"/>
-      <w:proofErr w:type="gramEnd"/>
-      <w:r>
-        <w:t xml:space="preserve"> = year;</w:t>
+        <w:t>applicationContext.xml</w:t>
+      </w:r>
+    </w:p>
+    <w:p>
+      <w:r>
+        <w:t>&lt;beans xmlns="http://www.springframework.org/schema/beans"</w:t>
+      </w:r>
+    </w:p>
+    <w:p>
+      <w:r>
+        <w:t xml:space="preserve">       xmlns:xsi="http://www.w3.org/2001/XMLSchema-instance"</w:t>
+      </w:r>
+    </w:p>
+    <w:p>
+      <w:r>
+        <w:t xml:space="preserve">       xsi:schemaLocation="</w:t>
+      </w:r>
+    </w:p>
+    <w:p>
+      <w:r>
+        <w:t xml:space="preserve">        http://www.springframework.org/schema/beans</w:t>
       </w:r>
     </w:p>
     <w:p>
       <w:r>
         <w:lastRenderedPageBreak/>
+        <w:t xml:space="preserve">        https://www.springframework.org/schema/beans/spring-beans.xsd"&gt;</w:t>
+      </w:r>
+    </w:p>
+    <w:p/>
+    <w:p>
+      <w:r>
+        <w:t xml:space="preserve">    &lt;!-- Constructor Injection --&gt;</w:t>
+      </w:r>
+    </w:p>
+    <w:p>
+      <w:r>
+        <w:t xml:space="preserve">    &lt;bean id="student1" class="com.example.Student"&gt;</w:t>
+      </w:r>
+    </w:p>
+    <w:p>
+      <w:r>
+        <w:t xml:space="preserve">        &lt;constructor-arg value="101"/&gt;</w:t>
+      </w:r>
+    </w:p>
+    <w:p>
+      <w:r>
+        <w:t xml:space="preserve">        &lt;constructor-arg value="Alice"/&gt;</w:t>
+      </w:r>
+    </w:p>
+    <w:p>
+      <w:r>
+        <w:t xml:space="preserve">        &lt;constructor-arg value="Spring Framework"/&gt;</w:t>
+      </w:r>
+    </w:p>
+    <w:p>
+      <w:r>
+        <w:t xml:space="preserve">        &lt;constructor-arg value="2026"/&gt;</w:t>
+      </w:r>
+    </w:p>
+    <w:p>
+      <w:r>
+        <w:t xml:space="preserve">    &lt;/bean&gt;</w:t>
+      </w:r>
+    </w:p>
+    <w:p/>
+    <w:p>
+      <w:r>
+        <w:t xml:space="preserve">    &lt;!-- Setter Injection --&gt;</w:t>
+      </w:r>
+    </w:p>
+    <w:p>
+      <w:r>
+        <w:t xml:space="preserve">    &lt;bean id="student2" class="com.example.Student"&gt;</w:t>
+      </w:r>
+    </w:p>
+    <w:p>
+      <w:r>
+        <w:t xml:space="preserve">        &lt;constructor-arg value="102"/&gt;</w:t>
+      </w:r>
+    </w:p>
+    <w:p>
+      <w:r>
+        <w:t xml:space="preserve">        &lt;constructor-arg value="Bob"/&gt;</w:t>
+      </w:r>
+    </w:p>
+    <w:p>
+      <w:r>
+        <w:t xml:space="preserve">        &lt;constructor-arg value="Java"/&gt;</w:t>
+      </w:r>
+    </w:p>
+    <w:p>
+      <w:r>
+        <w:t xml:space="preserve">        &lt;constructor-arg value="2027"/&gt;</w:t>
+      </w:r>
+    </w:p>
+    <w:p>
+      <w:r>
+        <w:t xml:space="preserve">    &lt;/bean&gt;</w:t>
+      </w:r>
+    </w:p>
+    <w:p/>
+    <w:p>
+      <w:r>
+        <w:t>&lt;/beans&gt;</w:t>
+      </w:r>
+    </w:p>
+    <w:p>
+      <w:r>
+        <w:pict w14:anchorId="5091E63F">
+          <v:rect id="_x0000_i1031" style="width:0;height:1.5pt" o:hralign="center" o:hrstd="t" o:hr="t" fillcolor="#a0a0a0" stroked="f"/>
+        </w:pict>
+      </w:r>
+    </w:p>
+    <w:p>
+      <w:pPr>
+        <w:rPr>
+          <w:b/>
+          <w:bCs/>
+        </w:rPr>
+      </w:pPr>
+      <w:r>
+        <w:rPr>
+          <w:b/>
+          <w:bCs/>
+        </w:rPr>
+        <w:t>XmlConfigMain.java</w:t>
+      </w:r>
+    </w:p>
+    <w:p>
+      <w:r>
+        <w:t>package com.example;</w:t>
+      </w:r>
+    </w:p>
+    <w:p/>
+    <w:p>
+      <w:r>
+        <w:t>import org.springframework.context.ApplicationContext;</w:t>
+      </w:r>
+    </w:p>
+    <w:p>
+      <w:r>
+        <w:t>import org.springframework.context.support.ClassPathXmlApplicationContext;</w:t>
+      </w:r>
+    </w:p>
+    <w:p/>
+    <w:p>
+      <w:r>
+        <w:t>public class XmlConfigMain {</w:t>
+      </w:r>
+    </w:p>
+    <w:p/>
+    <w:p>
+      <w:r>
+        <w:t xml:space="preserve">    public static void main(String[] args) {</w:t>
+      </w:r>
+    </w:p>
+    <w:p/>
+    <w:p>
+      <w:r>
+        <w:t xml:space="preserve">        ApplicationContext context =</w:t>
+      </w:r>
+    </w:p>
+    <w:p>
+      <w:r>
+        <w:t xml:space="preserve">                new ClassPathXmlApplicationContext("applicationContext.xml");</w:t>
+      </w:r>
+    </w:p>
+    <w:p/>
+    <w:p>
+      <w:r>
+        <w:lastRenderedPageBreak/>
+        <w:t xml:space="preserve">        Student s1 = (Student) context.getBean("student1");</w:t>
+      </w:r>
+    </w:p>
+    <w:p>
+      <w:r>
+        <w:t xml:space="preserve">        Student s2 = (Student) context.getBean("student2");</w:t>
+      </w:r>
+    </w:p>
+    <w:p/>
+    <w:p>
+      <w:r>
+        <w:t xml:space="preserve">        System.out.println("XML Constructor Injection -&gt; " + s1);</w:t>
+      </w:r>
+    </w:p>
+    <w:p>
+      <w:r>
+        <w:t xml:space="preserve">        System.out.println("XML Setter Injection -&gt; " + s2);</w:t>
+      </w:r>
+    </w:p>
+    <w:p>
+      <w:r>
         <w:t xml:space="preserve">    }</w:t>
       </w:r>
     </w:p>
-    <w:p/>
-    <w:p>
-      <w:r>
-        <w:t xml:space="preserve">    // Setter Injection</w:t>
-      </w:r>
-    </w:p>
-    <w:p>
-      <w:r>
-        <w:t xml:space="preserve">    public void </w:t>
-      </w:r>
-      <w:proofErr w:type="spellStart"/>
-      <w:proofErr w:type="gramStart"/>
-      <w:r>
-        <w:t>setCourse</w:t>
-      </w:r>
-      <w:proofErr w:type="spellEnd"/>
-      <w:r>
-        <w:t>(</w:t>
-      </w:r>
-      <w:proofErr w:type="gramEnd"/>
-      <w:r>
-        <w:t>String course) {</w:t>
-      </w:r>
-    </w:p>
-    <w:p>
-      <w:r>
-        <w:t xml:space="preserve">        </w:t>
-      </w:r>
-      <w:proofErr w:type="spellStart"/>
-      <w:proofErr w:type="gramStart"/>
-      <w:r>
-        <w:t>this.course</w:t>
-      </w:r>
-      <w:proofErr w:type="spellEnd"/>
-      <w:proofErr w:type="gramEnd"/>
-      <w:r>
-        <w:t xml:space="preserve"> = course;</w:t>
+    <w:p>
+      <w:r>
+        <w:t>}</w:t>
+      </w:r>
+    </w:p>
+    <w:p>
+      <w:r>
+        <w:pict w14:anchorId="083AF1CB">
+          <v:rect id="_x0000_i1032" style="width:0;height:1.5pt" o:hralign="center" o:hrstd="t" o:hr="t" fillcolor="#a0a0a0" stroked="f"/>
+        </w:pict>
+      </w:r>
+    </w:p>
+    <w:p>
+      <w:pPr>
+        <w:rPr>
+          <w:b/>
+          <w:bCs/>
+        </w:rPr>
+      </w:pPr>
+      <w:r>
+        <w:rPr>
+          <w:b/>
+          <w:bCs/>
+        </w:rPr>
+        <w:t>JavaConfig.java (Annotation Configuration)</w:t>
+      </w:r>
+    </w:p>
+    <w:p>
+      <w:r>
+        <w:t>package com.example;</w:t>
+      </w:r>
+    </w:p>
+    <w:p/>
+    <w:p>
+      <w:r>
+        <w:t>import org.springframework.context.annotation.Bean;</w:t>
+      </w:r>
+    </w:p>
+    <w:p>
+      <w:r>
+        <w:t>import org.springframework.context.annotation.Configuration;</w:t>
+      </w:r>
+    </w:p>
+    <w:p/>
+    <w:p>
+      <w:r>
+        <w:t>@Configuration</w:t>
+      </w:r>
+    </w:p>
+    <w:p>
+      <w:r>
+        <w:t>public class JavaConfig {</w:t>
+      </w:r>
+    </w:p>
+    <w:p/>
+    <w:p>
+      <w:r>
+        <w:t xml:space="preserve">    @Bean</w:t>
+      </w:r>
+    </w:p>
+    <w:p>
+      <w:r>
+        <w:t xml:space="preserve">    public Student student() {</w:t>
+      </w:r>
+    </w:p>
+    <w:p>
+      <w:r>
+        <w:t xml:space="preserve">        return new Student(201, "Ravi", "Spring Boot", "2025");</w:t>
       </w:r>
     </w:p>
     <w:p>
@@ -901,38 +977,82 @@
         <w:t xml:space="preserve">    }</w:t>
       </w:r>
     </w:p>
-    <w:p/>
-    <w:p>
-      <w:r>
-        <w:t xml:space="preserve">    public void </w:t>
-      </w:r>
-      <w:proofErr w:type="spellStart"/>
-      <w:proofErr w:type="gramStart"/>
-      <w:r>
-        <w:t>setYear</w:t>
-      </w:r>
-      <w:proofErr w:type="spellEnd"/>
-      <w:r>
-        <w:t>(</w:t>
-      </w:r>
-      <w:proofErr w:type="gramEnd"/>
-      <w:r>
-        <w:t>String year) {</w:t>
-      </w:r>
-    </w:p>
-    <w:p>
-      <w:r>
-        <w:t xml:space="preserve">        </w:t>
-      </w:r>
-      <w:proofErr w:type="spellStart"/>
-      <w:proofErr w:type="gramStart"/>
-      <w:r>
-        <w:t>this.year</w:t>
-      </w:r>
-      <w:proofErr w:type="spellEnd"/>
-      <w:proofErr w:type="gramEnd"/>
-      <w:r>
-        <w:t xml:space="preserve"> = year;</w:t>
+    <w:p>
+      <w:r>
+        <w:t>}</w:t>
+      </w:r>
+    </w:p>
+    <w:p>
+      <w:r>
+        <w:pict w14:anchorId="585AADF2">
+          <v:rect id="_x0000_i1033" style="width:0;height:1.5pt" o:hralign="center" o:hrstd="t" o:hr="t" fillcolor="#a0a0a0" stroked="f"/>
+        </w:pict>
+      </w:r>
+    </w:p>
+    <w:p>
+      <w:pPr>
+        <w:rPr>
+          <w:b/>
+          <w:bCs/>
+        </w:rPr>
+      </w:pPr>
+      <w:r>
+        <w:rPr>
+          <w:b/>
+          <w:bCs/>
+        </w:rPr>
+        <w:t>AnnotationConfigMain.java</w:t>
+      </w:r>
+    </w:p>
+    <w:p>
+      <w:r>
+        <w:t>package com.example;</w:t>
+      </w:r>
+    </w:p>
+    <w:p/>
+    <w:p>
+      <w:r>
+        <w:t>import org.springframework.context.ApplicationContext;</w:t>
+      </w:r>
+    </w:p>
+    <w:p>
+      <w:r>
+        <w:t>import org.springframework.context.annotation.AnnotationConfigApplicationContext;</w:t>
+      </w:r>
+    </w:p>
+    <w:p/>
+    <w:p>
+      <w:r>
+        <w:t>public class AnnotationConfigMain {</w:t>
+      </w:r>
+    </w:p>
+    <w:p/>
+    <w:p>
+      <w:r>
+        <w:t xml:space="preserve">    public static void main(String[] args) {</w:t>
+      </w:r>
+    </w:p>
+    <w:p/>
+    <w:p>
+      <w:r>
+        <w:lastRenderedPageBreak/>
+        <w:t xml:space="preserve">        ApplicationContext context =</w:t>
+      </w:r>
+    </w:p>
+    <w:p>
+      <w:r>
+        <w:t xml:space="preserve">                new AnnotationConfigApplicationContext(JavaConfig.class);</w:t>
+      </w:r>
+    </w:p>
+    <w:p/>
+    <w:p>
+      <w:r>
+        <w:t xml:space="preserve">        Student student = context.getBean(Student.class);</w:t>
+      </w:r>
+    </w:p>
+    <w:p>
+      <w:r>
+        <w:t xml:space="preserve">        System.out.println(student);</w:t>
       </w:r>
     </w:p>
     <w:p>
@@ -940,89 +1060,6 @@
         <w:t xml:space="preserve">    }</w:t>
       </w:r>
     </w:p>
-    <w:p/>
-    <w:p>
-      <w:r>
-        <w:t xml:space="preserve">    @Override</w:t>
-      </w:r>
-    </w:p>
-    <w:p>
-      <w:r>
-        <w:t xml:space="preserve">    public String </w:t>
-      </w:r>
-      <w:proofErr w:type="spellStart"/>
-      <w:proofErr w:type="gramStart"/>
-      <w:r>
-        <w:t>toString</w:t>
-      </w:r>
-      <w:proofErr w:type="spellEnd"/>
-      <w:r>
-        <w:t>(</w:t>
-      </w:r>
-      <w:proofErr w:type="gramEnd"/>
-      <w:r>
-        <w:t>) {</w:t>
-      </w:r>
-    </w:p>
-    <w:p>
-      <w:r>
-        <w:t xml:space="preserve">        return "</w:t>
-      </w:r>
-      <w:proofErr w:type="gramStart"/>
-      <w:r>
-        <w:t>Student{</w:t>
-      </w:r>
-      <w:proofErr w:type="gramEnd"/>
-      <w:r>
-        <w:t>" +</w:t>
-      </w:r>
-    </w:p>
-    <w:p>
-      <w:r>
-        <w:t xml:space="preserve">                "</w:t>
-      </w:r>
-      <w:proofErr w:type="spellStart"/>
-      <w:r>
-        <w:t>studentId</w:t>
-      </w:r>
-      <w:proofErr w:type="spellEnd"/>
-      <w:r>
-        <w:t xml:space="preserve">=" + </w:t>
-      </w:r>
-      <w:proofErr w:type="spellStart"/>
-      <w:r>
-        <w:t>studentId</w:t>
-      </w:r>
-      <w:proofErr w:type="spellEnd"/>
-      <w:r>
-        <w:t xml:space="preserve"> +</w:t>
-      </w:r>
-    </w:p>
-    <w:p>
-      <w:r>
-        <w:t xml:space="preserve">                ", name='" + name + '\'' +</w:t>
-      </w:r>
-    </w:p>
-    <w:p>
-      <w:r>
-        <w:t xml:space="preserve">                ", course='" + course + '\'' +</w:t>
-      </w:r>
-    </w:p>
-    <w:p>
-      <w:r>
-        <w:t xml:space="preserve">                ", year='" + year + '\'' +</w:t>
-      </w:r>
-    </w:p>
-    <w:p>
-      <w:r>
-        <w:t xml:space="preserve">                '}';</w:t>
-      </w:r>
-    </w:p>
-    <w:p>
-      <w:r>
-        <w:t xml:space="preserve">    }</w:t>
-      </w:r>
-    </w:p>
     <w:p>
       <w:r>
         <w:t>}</w:t>
@@ -1030,8 +1067,8 @@
     </w:p>
     <w:p>
       <w:r>
-        <w:pict w14:anchorId="08F59641">
-          <v:rect id="_x0000_i1282" style="width:0;height:1.5pt" o:hralign="center" o:hrstd="t" o:hr="t" fillcolor="#a0a0a0" stroked="f"/>
+        <w:pict w14:anchorId="29CFF568">
+          <v:rect id="_x0000_i1034" style="width:0;height:1.5pt" o:hralign="center" o:hrstd="t" o:hr="t" fillcolor="#a0a0a0" stroked="f"/>
         </w:pict>
       </w:r>
     </w:p>
@@ -1047,250 +1084,28 @@
           <w:b/>
           <w:bCs/>
         </w:rPr>
-        <w:t>applicationContext.xml</w:t>
-      </w:r>
-    </w:p>
-    <w:p>
-      <w:r>
-        <w:t xml:space="preserve">&lt;beans </w:t>
-      </w:r>
-      <w:proofErr w:type="spellStart"/>
-      <w:r>
-        <w:t>xmlns</w:t>
-      </w:r>
-      <w:proofErr w:type="spellEnd"/>
-      <w:r>
-        <w:t>="http://www.springframework.org/schema/beans"</w:t>
-      </w:r>
-    </w:p>
-    <w:p>
-      <w:r>
-        <w:t xml:space="preserve">       </w:t>
-      </w:r>
-      <w:proofErr w:type="spellStart"/>
-      <w:proofErr w:type="gramStart"/>
-      <w:r>
-        <w:t>xmlns:xsi</w:t>
-      </w:r>
-      <w:proofErr w:type="spellEnd"/>
-      <w:proofErr w:type="gramEnd"/>
-      <w:r>
-        <w:t>="http://www.w3.org/2001/XMLSchema-instance"</w:t>
-      </w:r>
-    </w:p>
-    <w:p>
-      <w:r>
-        <w:t xml:space="preserve">       </w:t>
-      </w:r>
-      <w:proofErr w:type="spellStart"/>
-      <w:proofErr w:type="gramStart"/>
-      <w:r>
-        <w:t>xsi:schemaLocation</w:t>
-      </w:r>
-      <w:proofErr w:type="spellEnd"/>
-      <w:proofErr w:type="gramEnd"/>
-      <w:r>
-        <w:t>="</w:t>
-      </w:r>
-    </w:p>
-    <w:p>
-      <w:r>
-        <w:t xml:space="preserve">        http://www.springframework.org/schema/beans</w:t>
-      </w:r>
-    </w:p>
-    <w:p>
-      <w:r>
-        <w:t xml:space="preserve">        https://www.springframework.org/schema/beans/spring-beans.xsd"&gt;</w:t>
-      </w:r>
-    </w:p>
-    <w:p/>
-    <w:p>
-      <w:r>
-        <w:t xml:space="preserve">    </w:t>
-      </w:r>
-      <w:proofErr w:type="gramStart"/>
-      <w:r>
-        <w:t>&lt;!--</w:t>
-      </w:r>
-      <w:proofErr w:type="gramEnd"/>
-      <w:r>
-        <w:t xml:space="preserve"> Constructor Injection --&gt;</w:t>
-      </w:r>
-    </w:p>
-    <w:p>
-      <w:r>
-        <w:t xml:space="preserve">    &lt;bean id="student1" class="</w:t>
-      </w:r>
-      <w:proofErr w:type="spellStart"/>
-      <w:r>
-        <w:t>com.</w:t>
-      </w:r>
-      <w:proofErr w:type="gramStart"/>
-      <w:r>
-        <w:t>example.Student</w:t>
-      </w:r>
-      <w:proofErr w:type="spellEnd"/>
-      <w:proofErr w:type="gramEnd"/>
-      <w:r>
-        <w:t>"&gt;</w:t>
-      </w:r>
-    </w:p>
-    <w:p>
-      <w:r>
-        <w:t xml:space="preserve">        &lt;constructor-</w:t>
-      </w:r>
-      <w:proofErr w:type="spellStart"/>
-      <w:r>
-        <w:t>arg</w:t>
-      </w:r>
-      <w:proofErr w:type="spellEnd"/>
-      <w:r>
-        <w:t xml:space="preserve"> value="101"/&gt;</w:t>
-      </w:r>
-    </w:p>
-    <w:p>
-      <w:r>
-        <w:t xml:space="preserve">        &lt;constructor-</w:t>
-      </w:r>
-      <w:proofErr w:type="spellStart"/>
-      <w:r>
-        <w:t>arg</w:t>
-      </w:r>
-      <w:proofErr w:type="spellEnd"/>
-      <w:r>
-        <w:t xml:space="preserve"> value="Alice"/&gt;</w:t>
-      </w:r>
-    </w:p>
-    <w:p>
-      <w:r>
-        <w:t xml:space="preserve">        &lt;constructor-</w:t>
-      </w:r>
-      <w:proofErr w:type="spellStart"/>
-      <w:r>
-        <w:t>arg</w:t>
-      </w:r>
-      <w:proofErr w:type="spellEnd"/>
-      <w:r>
-        <w:t xml:space="preserve"> value="Spring Framework"/&gt;</w:t>
-      </w:r>
-    </w:p>
-    <w:p>
-      <w:r>
-        <w:t xml:space="preserve">        &lt;constructor-</w:t>
-      </w:r>
-      <w:proofErr w:type="spellStart"/>
-      <w:r>
-        <w:t>arg</w:t>
-      </w:r>
-      <w:proofErr w:type="spellEnd"/>
-      <w:r>
-        <w:t xml:space="preserve"> value="2026"/&gt;</w:t>
-      </w:r>
-    </w:p>
-    <w:p>
-      <w:r>
-        <w:t xml:space="preserve">    &lt;/bean&gt;</w:t>
-      </w:r>
-    </w:p>
-    <w:p/>
-    <w:p>
-      <w:r>
-        <w:t xml:space="preserve">    </w:t>
-      </w:r>
-      <w:proofErr w:type="gramStart"/>
-      <w:r>
-        <w:t>&lt;!--</w:t>
-      </w:r>
-      <w:proofErr w:type="gramEnd"/>
-      <w:r>
-        <w:t xml:space="preserve"> Setter Injection --&gt;</w:t>
-      </w:r>
-    </w:p>
-    <w:p>
-      <w:r>
-        <w:t xml:space="preserve">    &lt;bean id="student2" class="</w:t>
-      </w:r>
-      <w:proofErr w:type="spellStart"/>
-      <w:r>
-        <w:t>com.</w:t>
-      </w:r>
-      <w:proofErr w:type="gramStart"/>
-      <w:r>
-        <w:t>example.Student</w:t>
-      </w:r>
-      <w:proofErr w:type="spellEnd"/>
-      <w:proofErr w:type="gramEnd"/>
-      <w:r>
-        <w:t>"&gt;</w:t>
-      </w:r>
-    </w:p>
-    <w:p>
-      <w:r>
-        <w:t xml:space="preserve">        &lt;constructor-</w:t>
-      </w:r>
-      <w:proofErr w:type="spellStart"/>
-      <w:r>
-        <w:t>arg</w:t>
-      </w:r>
-      <w:proofErr w:type="spellEnd"/>
-      <w:r>
-        <w:t xml:space="preserve"> value="102"/&gt;</w:t>
-      </w:r>
-    </w:p>
-    <w:p>
-      <w:r>
-        <w:t xml:space="preserve">        &lt;constructor-</w:t>
-      </w:r>
-      <w:proofErr w:type="spellStart"/>
-      <w:r>
-        <w:t>arg</w:t>
-      </w:r>
-      <w:proofErr w:type="spellEnd"/>
-      <w:r>
-        <w:t xml:space="preserve"> value="Bob"/&gt;</w:t>
-      </w:r>
-    </w:p>
-    <w:p>
-      <w:r>
-        <w:t xml:space="preserve">        &lt;constructor-</w:t>
-      </w:r>
-      <w:proofErr w:type="spellStart"/>
-      <w:r>
-        <w:t>arg</w:t>
-      </w:r>
-      <w:proofErr w:type="spellEnd"/>
-      <w:r>
-        <w:t xml:space="preserve"> value="Java"/&gt;</w:t>
-      </w:r>
-    </w:p>
-    <w:p>
-      <w:r>
-        <w:t xml:space="preserve">        &lt;constructor-</w:t>
-      </w:r>
-      <w:proofErr w:type="spellStart"/>
-      <w:r>
-        <w:t>arg</w:t>
-      </w:r>
-      <w:proofErr w:type="spellEnd"/>
-      <w:r>
-        <w:t xml:space="preserve"> value="2027"/&gt;</w:t>
-      </w:r>
-    </w:p>
-    <w:p>
-      <w:r>
-        <w:t xml:space="preserve">    &lt;/bean&gt;</w:t>
-      </w:r>
-    </w:p>
-    <w:p/>
-    <w:p>
-      <w:r>
-        <w:t>&lt;/beans&gt;</w:t>
-      </w:r>
-    </w:p>
-    <w:p>
-      <w:r>
-        <w:pict w14:anchorId="5091E63F">
-          <v:rect id="_x0000_i1283" style="width:0;height:1.5pt" o:hralign="center" o:hrstd="t" o:hr="t" fillcolor="#a0a0a0" stroked="f"/>
+        <w:t>Build &amp; Run</w:t>
+      </w:r>
+    </w:p>
+    <w:p>
+      <w:r>
+        <w:t>From skill-4 directory:</w:t>
+      </w:r>
+    </w:p>
+    <w:p>
+      <w:r>
+        <w:t>mvn clean compile</w:t>
+      </w:r>
+    </w:p>
+    <w:p>
+      <w:r>
+        <w:t>mvn exec:java</w:t>
+      </w:r>
+    </w:p>
+    <w:p>
+      <w:r>
+        <w:pict w14:anchorId="2A065E1D">
+          <v:rect id="_x0000_i1035" style="width:0;height:1.5pt" o:hralign="center" o:hrstd="t" o:hr="t" fillcolor="#a0a0a0" stroked="f"/>
         </w:pict>
       </w:r>
     </w:p>
@@ -1306,671 +1121,23 @@
           <w:b/>
           <w:bCs/>
         </w:rPr>
-        <w:t>XmlConfigMain.java</w:t>
-      </w:r>
-    </w:p>
-    <w:p>
-      <w:r>
-        <w:t xml:space="preserve">package </w:t>
-      </w:r>
-      <w:proofErr w:type="spellStart"/>
-      <w:r>
-        <w:t>com.example</w:t>
-      </w:r>
-      <w:proofErr w:type="spellEnd"/>
-      <w:r>
-        <w:t>;</w:t>
-      </w:r>
-    </w:p>
-    <w:p/>
-    <w:p>
-      <w:r>
-        <w:t xml:space="preserve">import </w:t>
-      </w:r>
-      <w:proofErr w:type="spellStart"/>
-      <w:proofErr w:type="gramStart"/>
-      <w:r>
-        <w:t>org.springframework</w:t>
-      </w:r>
-      <w:proofErr w:type="gramEnd"/>
-      <w:r>
-        <w:t>.</w:t>
-      </w:r>
-      <w:proofErr w:type="gramStart"/>
-      <w:r>
-        <w:t>context.ApplicationContext</w:t>
-      </w:r>
-      <w:proofErr w:type="spellEnd"/>
-      <w:proofErr w:type="gramEnd"/>
-      <w:r>
-        <w:t>;</w:t>
-      </w:r>
-    </w:p>
-    <w:p>
-      <w:r>
-        <w:t xml:space="preserve">import </w:t>
-      </w:r>
-      <w:proofErr w:type="gramStart"/>
-      <w:r>
-        <w:t>org.springframework</w:t>
-      </w:r>
-      <w:proofErr w:type="gramEnd"/>
-      <w:r>
-        <w:t>.</w:t>
-      </w:r>
-      <w:proofErr w:type="gramStart"/>
-      <w:r>
-        <w:t>context.support</w:t>
-      </w:r>
-      <w:proofErr w:type="gramEnd"/>
-      <w:r>
-        <w:t>.ClassPathXmlApplicationContext;</w:t>
-      </w:r>
-    </w:p>
-    <w:p/>
-    <w:p>
-      <w:r>
-        <w:t xml:space="preserve">public class </w:t>
-      </w:r>
-      <w:proofErr w:type="spellStart"/>
-      <w:r>
-        <w:t>XmlConfigMain</w:t>
-      </w:r>
-      <w:proofErr w:type="spellEnd"/>
-      <w:r>
-        <w:t xml:space="preserve"> {</w:t>
-      </w:r>
-    </w:p>
-    <w:p/>
-    <w:p>
-      <w:r>
-        <w:t xml:space="preserve">    public static void </w:t>
-      </w:r>
-      <w:proofErr w:type="gramStart"/>
-      <w:r>
-        <w:t>main(String[</w:t>
-      </w:r>
-      <w:proofErr w:type="gramEnd"/>
-      <w:r>
-        <w:t xml:space="preserve">] </w:t>
-      </w:r>
-      <w:proofErr w:type="spellStart"/>
-      <w:r>
-        <w:t>args</w:t>
-      </w:r>
-      <w:proofErr w:type="spellEnd"/>
-      <w:r>
-        <w:t>) {</w:t>
-      </w:r>
-    </w:p>
-    <w:p/>
-    <w:p>
-      <w:r>
-        <w:t xml:space="preserve">        </w:t>
-      </w:r>
-      <w:proofErr w:type="spellStart"/>
-      <w:r>
-        <w:t>ApplicationContext</w:t>
-      </w:r>
-      <w:proofErr w:type="spellEnd"/>
-      <w:r>
-        <w:t xml:space="preserve"> context =</w:t>
-      </w:r>
-    </w:p>
-    <w:p>
-      <w:r>
-        <w:t xml:space="preserve">                new </w:t>
-      </w:r>
-      <w:proofErr w:type="spellStart"/>
-      <w:r>
-        <w:t>ClassPathXmlApplicationContext</w:t>
-      </w:r>
-      <w:proofErr w:type="spellEnd"/>
-      <w:r>
-        <w:t>("applicationContext.xml");</w:t>
-      </w:r>
-    </w:p>
-    <w:p/>
-    <w:p>
-      <w:r>
-        <w:t xml:space="preserve">        Student s1 = (Student) </w:t>
-      </w:r>
-      <w:proofErr w:type="spellStart"/>
-      <w:proofErr w:type="gramStart"/>
-      <w:r>
-        <w:t>context.getBean</w:t>
-      </w:r>
-      <w:proofErr w:type="spellEnd"/>
-      <w:proofErr w:type="gramEnd"/>
-      <w:r>
-        <w:t>("student1");</w:t>
-      </w:r>
-    </w:p>
-    <w:p>
-      <w:r>
-        <w:t xml:space="preserve">        Student s2 = (Student) </w:t>
-      </w:r>
-      <w:proofErr w:type="spellStart"/>
-      <w:proofErr w:type="gramStart"/>
-      <w:r>
-        <w:t>context.getBean</w:t>
-      </w:r>
-      <w:proofErr w:type="spellEnd"/>
-      <w:proofErr w:type="gramEnd"/>
-      <w:r>
-        <w:t>("student2");</w:t>
-      </w:r>
-    </w:p>
-    <w:p/>
-    <w:p>
-      <w:r>
-        <w:t xml:space="preserve">        </w:t>
-      </w:r>
-      <w:proofErr w:type="spellStart"/>
-      <w:r>
-        <w:t>System.out.println</w:t>
-      </w:r>
-      <w:proofErr w:type="spellEnd"/>
-      <w:r>
-        <w:t>("XML Constructor Injection -&gt; " + s1);</w:t>
-      </w:r>
-    </w:p>
-    <w:p>
-      <w:r>
-        <w:t xml:space="preserve">        </w:t>
-      </w:r>
-      <w:proofErr w:type="spellStart"/>
-      <w:r>
-        <w:t>System.out.println</w:t>
-      </w:r>
-      <w:proofErr w:type="spellEnd"/>
-      <w:r>
-        <w:t>("XML Setter Injection -&gt; " + s2);</w:t>
-      </w:r>
-    </w:p>
-    <w:p>
-      <w:r>
-        <w:t xml:space="preserve">    }</w:t>
-      </w:r>
-    </w:p>
-    <w:p>
-      <w:r>
-        <w:t>}</w:t>
-      </w:r>
-    </w:p>
-    <w:p>
-      <w:r>
-        <w:pict w14:anchorId="083AF1CB">
-          <v:rect id="_x0000_i1284" style="width:0;height:1.5pt" o:hralign="center" o:hrstd="t" o:hr="t" fillcolor="#a0a0a0" stroked="f"/>
-        </w:pict>
-      </w:r>
-    </w:p>
-    <w:p>
-      <w:pPr>
-        <w:rPr>
-          <w:b/>
-          <w:bCs/>
-        </w:rPr>
-      </w:pPr>
-      <w:r>
-        <w:rPr>
-          <w:b/>
-          <w:bCs/>
-        </w:rPr>
-        <w:t>JavaConfig.java (Annotation Configuration)</w:t>
-      </w:r>
-    </w:p>
-    <w:p>
-      <w:r>
-        <w:t xml:space="preserve">package </w:t>
-      </w:r>
-      <w:proofErr w:type="spellStart"/>
-      <w:r>
-        <w:t>com.example</w:t>
-      </w:r>
-      <w:proofErr w:type="spellEnd"/>
-      <w:r>
-        <w:t>;</w:t>
-      </w:r>
-    </w:p>
-    <w:p/>
-    <w:p>
-      <w:r>
-        <w:t xml:space="preserve">import </w:t>
-      </w:r>
-      <w:proofErr w:type="spellStart"/>
-      <w:proofErr w:type="gramStart"/>
-      <w:r>
-        <w:t>org.springframework</w:t>
-      </w:r>
-      <w:proofErr w:type="gramEnd"/>
-      <w:r>
-        <w:t>.</w:t>
-      </w:r>
-      <w:proofErr w:type="gramStart"/>
-      <w:r>
-        <w:t>context.annotation</w:t>
-      </w:r>
-      <w:proofErr w:type="gramEnd"/>
-      <w:r>
-        <w:t>.Bean</w:t>
-      </w:r>
-      <w:proofErr w:type="spellEnd"/>
-      <w:r>
-        <w:t>;</w:t>
-      </w:r>
-    </w:p>
-    <w:p>
-      <w:r>
-        <w:lastRenderedPageBreak/>
-        <w:t xml:space="preserve">import </w:t>
-      </w:r>
-      <w:proofErr w:type="spellStart"/>
-      <w:proofErr w:type="gramStart"/>
-      <w:r>
-        <w:t>org.springframework</w:t>
-      </w:r>
-      <w:proofErr w:type="gramEnd"/>
-      <w:r>
-        <w:t>.</w:t>
-      </w:r>
-      <w:proofErr w:type="gramStart"/>
-      <w:r>
-        <w:t>context.annotation</w:t>
-      </w:r>
-      <w:proofErr w:type="gramEnd"/>
-      <w:r>
-        <w:t>.Configuration</w:t>
-      </w:r>
-      <w:proofErr w:type="spellEnd"/>
-      <w:r>
-        <w:t>;</w:t>
-      </w:r>
-    </w:p>
-    <w:p/>
-    <w:p>
-      <w:r>
-        <w:t>@Configuration</w:t>
-      </w:r>
-    </w:p>
-    <w:p>
-      <w:r>
-        <w:t xml:space="preserve">public class </w:t>
-      </w:r>
-      <w:proofErr w:type="spellStart"/>
-      <w:r>
-        <w:t>JavaConfig</w:t>
-      </w:r>
-      <w:proofErr w:type="spellEnd"/>
-      <w:r>
-        <w:t xml:space="preserve"> {</w:t>
-      </w:r>
-    </w:p>
-    <w:p/>
-    <w:p>
-      <w:r>
-        <w:t xml:space="preserve">    @Bean</w:t>
-      </w:r>
-    </w:p>
-    <w:p>
-      <w:r>
-        <w:t xml:space="preserve">    public Student </w:t>
-      </w:r>
-      <w:proofErr w:type="gramStart"/>
-      <w:r>
-        <w:t>student(</w:t>
-      </w:r>
-      <w:proofErr w:type="gramEnd"/>
-      <w:r>
-        <w:t>) {</w:t>
-      </w:r>
-    </w:p>
-    <w:p>
-      <w:r>
-        <w:t xml:space="preserve">        return new </w:t>
-      </w:r>
-      <w:proofErr w:type="gramStart"/>
-      <w:r>
-        <w:t>Student(</w:t>
-      </w:r>
-      <w:proofErr w:type="gramEnd"/>
-      <w:r>
-        <w:t>201, "Ravi", "Spring Boot", "2025");</w:t>
-      </w:r>
-    </w:p>
-    <w:p>
-      <w:r>
-        <w:t xml:space="preserve">    }</w:t>
-      </w:r>
-    </w:p>
-    <w:p>
-      <w:r>
-        <w:t>}</w:t>
-      </w:r>
-    </w:p>
-    <w:p>
-      <w:r>
-        <w:pict w14:anchorId="585AADF2">
-          <v:rect id="_x0000_i1285" style="width:0;height:1.5pt" o:hralign="center" o:hrstd="t" o:hr="t" fillcolor="#a0a0a0" stroked="f"/>
-        </w:pict>
-      </w:r>
-    </w:p>
-    <w:p>
-      <w:pPr>
-        <w:rPr>
-          <w:b/>
-          <w:bCs/>
-        </w:rPr>
-      </w:pPr>
-      <w:r>
-        <w:rPr>
-          <w:b/>
-          <w:bCs/>
-        </w:rPr>
-        <w:t>AnnotationConfigMain.java</w:t>
-      </w:r>
-    </w:p>
-    <w:p>
-      <w:r>
-        <w:t xml:space="preserve">package </w:t>
-      </w:r>
-      <w:proofErr w:type="spellStart"/>
-      <w:r>
-        <w:t>com.example</w:t>
-      </w:r>
-      <w:proofErr w:type="spellEnd"/>
-      <w:r>
-        <w:t>;</w:t>
-      </w:r>
-    </w:p>
-    <w:p/>
-    <w:p>
-      <w:r>
-        <w:t xml:space="preserve">import </w:t>
-      </w:r>
-      <w:proofErr w:type="spellStart"/>
-      <w:proofErr w:type="gramStart"/>
-      <w:r>
-        <w:t>org.springframework</w:t>
-      </w:r>
-      <w:proofErr w:type="gramEnd"/>
-      <w:r>
-        <w:t>.</w:t>
-      </w:r>
-      <w:proofErr w:type="gramStart"/>
-      <w:r>
-        <w:t>context.ApplicationContext</w:t>
-      </w:r>
-      <w:proofErr w:type="spellEnd"/>
-      <w:proofErr w:type="gramEnd"/>
-      <w:r>
-        <w:t>;</w:t>
-      </w:r>
-    </w:p>
-    <w:p>
-      <w:r>
-        <w:t xml:space="preserve">import </w:t>
-      </w:r>
-      <w:proofErr w:type="gramStart"/>
-      <w:r>
-        <w:t>org.springframework</w:t>
-      </w:r>
-      <w:proofErr w:type="gramEnd"/>
-      <w:r>
-        <w:t>.</w:t>
-      </w:r>
-      <w:proofErr w:type="gramStart"/>
-      <w:r>
-        <w:t>context.annotation</w:t>
-      </w:r>
-      <w:proofErr w:type="gramEnd"/>
-      <w:r>
-        <w:t>.AnnotationConfigApplicationContext;</w:t>
-      </w:r>
-    </w:p>
-    <w:p/>
-    <w:p>
-      <w:r>
-        <w:t xml:space="preserve">public class </w:t>
-      </w:r>
-      <w:proofErr w:type="spellStart"/>
-      <w:r>
-        <w:t>AnnotationConfigMain</w:t>
-      </w:r>
-      <w:proofErr w:type="spellEnd"/>
-      <w:r>
-        <w:t xml:space="preserve"> {</w:t>
-      </w:r>
-    </w:p>
-    <w:p/>
-    <w:p>
-      <w:r>
-        <w:t xml:space="preserve">    public static void </w:t>
-      </w:r>
-      <w:proofErr w:type="gramStart"/>
-      <w:r>
-        <w:t>main(String[</w:t>
-      </w:r>
-      <w:proofErr w:type="gramEnd"/>
-      <w:r>
-        <w:t xml:space="preserve">] </w:t>
-      </w:r>
-      <w:proofErr w:type="spellStart"/>
-      <w:r>
-        <w:t>args</w:t>
-      </w:r>
-      <w:proofErr w:type="spellEnd"/>
-      <w:r>
-        <w:t>) {</w:t>
-      </w:r>
-    </w:p>
-    <w:p/>
-    <w:p>
-      <w:r>
-        <w:t xml:space="preserve">        </w:t>
-      </w:r>
-      <w:proofErr w:type="spellStart"/>
-      <w:r>
-        <w:t>ApplicationContext</w:t>
-      </w:r>
-      <w:proofErr w:type="spellEnd"/>
-      <w:r>
-        <w:t xml:space="preserve"> context =</w:t>
-      </w:r>
-    </w:p>
-    <w:p>
-      <w:r>
-        <w:t xml:space="preserve">                new </w:t>
-      </w:r>
-      <w:proofErr w:type="spellStart"/>
-      <w:proofErr w:type="gramStart"/>
-      <w:r>
-        <w:t>AnnotationConfigApplicationContext</w:t>
-      </w:r>
-      <w:proofErr w:type="spellEnd"/>
-      <w:r>
-        <w:t>(</w:t>
-      </w:r>
-      <w:proofErr w:type="spellStart"/>
-      <w:proofErr w:type="gramEnd"/>
-      <w:r>
-        <w:t>JavaConfig.class</w:t>
-      </w:r>
-      <w:proofErr w:type="spellEnd"/>
-      <w:r>
-        <w:t>);</w:t>
-      </w:r>
-    </w:p>
-    <w:p/>
-    <w:p>
-      <w:r>
-        <w:t xml:space="preserve">        Student </w:t>
-      </w:r>
-      <w:proofErr w:type="spellStart"/>
-      <w:r>
-        <w:t>student</w:t>
-      </w:r>
-      <w:proofErr w:type="spellEnd"/>
-      <w:r>
-        <w:t xml:space="preserve"> = </w:t>
-      </w:r>
-      <w:proofErr w:type="spellStart"/>
-      <w:proofErr w:type="gramStart"/>
-      <w:r>
-        <w:t>context.getBean</w:t>
-      </w:r>
-      <w:proofErr w:type="spellEnd"/>
-      <w:proofErr w:type="gramEnd"/>
-      <w:r>
-        <w:t>(</w:t>
-      </w:r>
-      <w:proofErr w:type="spellStart"/>
-      <w:r>
-        <w:t>Student.class</w:t>
-      </w:r>
-      <w:proofErr w:type="spellEnd"/>
-      <w:r>
-        <w:t>);</w:t>
-      </w:r>
-    </w:p>
-    <w:p>
-      <w:r>
-        <w:t xml:space="preserve">        </w:t>
-      </w:r>
-      <w:proofErr w:type="spellStart"/>
-      <w:r>
-        <w:t>System.out.println</w:t>
-      </w:r>
-      <w:proofErr w:type="spellEnd"/>
-      <w:r>
-        <w:t>(student);</w:t>
-      </w:r>
-    </w:p>
-    <w:p>
-      <w:r>
-        <w:t xml:space="preserve">    }</w:t>
-      </w:r>
-    </w:p>
-    <w:p>
-      <w:r>
-        <w:t>}</w:t>
-      </w:r>
-    </w:p>
-    <w:p>
-      <w:r>
-        <w:pict w14:anchorId="29CFF568">
-          <v:rect id="_x0000_i1286" style="width:0;height:1.5pt" o:hralign="center" o:hrstd="t" o:hr="t" fillcolor="#a0a0a0" stroked="f"/>
-        </w:pict>
-      </w:r>
-    </w:p>
-    <w:p>
-      <w:pPr>
-        <w:rPr>
-          <w:b/>
-          <w:bCs/>
-        </w:rPr>
-      </w:pPr>
-      <w:r>
-        <w:rPr>
-          <w:b/>
-          <w:bCs/>
-        </w:rPr>
-        <w:t>Build &amp; Run</w:t>
-      </w:r>
-    </w:p>
-    <w:p>
-      <w:r>
-        <w:t>From skill-4 directory:</w:t>
-      </w:r>
-    </w:p>
-    <w:p>
-      <w:proofErr w:type="spellStart"/>
-      <w:r>
-        <w:t>mvn</w:t>
-      </w:r>
-      <w:proofErr w:type="spellEnd"/>
-      <w:r>
-        <w:t xml:space="preserve"> clean compile</w:t>
-      </w:r>
-    </w:p>
-    <w:p>
-      <w:proofErr w:type="spellStart"/>
-      <w:r>
-        <w:t>mvn</w:t>
-      </w:r>
-      <w:proofErr w:type="spellEnd"/>
-      <w:r>
-        <w:t xml:space="preserve"> </w:t>
-      </w:r>
-      <w:proofErr w:type="spellStart"/>
-      <w:r>
-        <w:t>exec:java</w:t>
-      </w:r>
-      <w:proofErr w:type="spellEnd"/>
-    </w:p>
-    <w:p>
-      <w:r>
-        <w:pict w14:anchorId="2A065E1D">
-          <v:rect id="_x0000_i1287" style="width:0;height:1.5pt" o:hralign="center" o:hrstd="t" o:hr="t" fillcolor="#a0a0a0" stroked="f"/>
-        </w:pict>
-      </w:r>
-    </w:p>
-    <w:p>
-      <w:pPr>
-        <w:rPr>
-          <w:b/>
-          <w:bCs/>
-        </w:rPr>
-      </w:pPr>
-      <w:r>
-        <w:rPr>
-          <w:b/>
-          <w:bCs/>
-        </w:rPr>
         <w:t>Output</w:t>
       </w:r>
     </w:p>
     <w:p>
       <w:r>
-        <w:t xml:space="preserve">XML Constructor Injection -&gt; </w:t>
-      </w:r>
-      <w:proofErr w:type="gramStart"/>
-      <w:r>
-        <w:t>Student{</w:t>
-      </w:r>
-      <w:proofErr w:type="spellStart"/>
-      <w:proofErr w:type="gramEnd"/>
-      <w:r>
-        <w:t>studentId</w:t>
-      </w:r>
-      <w:proofErr w:type="spellEnd"/>
-      <w:r>
-        <w:t>=101, name='Alice', course='Spring Framework', year='2026'}</w:t>
-      </w:r>
-    </w:p>
-    <w:p>
-      <w:r>
-        <w:lastRenderedPageBreak/>
-        <w:t xml:space="preserve">XML Setter Injection -&gt; </w:t>
-      </w:r>
-      <w:proofErr w:type="gramStart"/>
-      <w:r>
-        <w:t>Student{</w:t>
-      </w:r>
-      <w:proofErr w:type="spellStart"/>
-      <w:proofErr w:type="gramEnd"/>
-      <w:r>
-        <w:t>studentId</w:t>
-      </w:r>
-      <w:proofErr w:type="spellEnd"/>
-      <w:r>
-        <w:t>=102, name='Bob', course='Java', year='2027'}</w:t>
+        <w:t>XML Constructor Injection -&gt; Student{studentId=101, name='Alice', course='Spring Framework', year='2026'}</w:t>
+      </w:r>
+    </w:p>
+    <w:p>
+      <w:r>
+        <w:t>XML Setter Injection -&gt; Student{studentId=102, name='Bob', course='Java', year='2027'}</w:t>
       </w:r>
     </w:p>
     <w:p>
       <w:r>
         <w:pict w14:anchorId="51555560">
-          <v:rect id="_x0000_i1288" style="width:0;height:1.5pt" o:hralign="center" o:hrstd="t" o:hr="t" fillcolor="#a0a0a0" stroked="f"/>
+          <v:rect id="_x0000_i1036" style="width:0;height:1.5pt" o:hralign="center" o:hrstd="t" o:hr="t" fillcolor="#a0a0a0" stroked="f"/>
         </w:pict>
       </w:r>
     </w:p>
@@ -1995,7 +1162,7 @@
     <w:p>
       <w:r>
         <w:pict w14:anchorId="51B931B8">
-          <v:rect id="_x0000_i1289" style="width:0;height:1.5pt" o:hralign="center" o:hrstd="t" o:hr="t" fillcolor="#a0a0a0" stroked="f"/>
+          <v:rect id="_x0000_i1037" style="width:0;height:1.5pt" o:hralign="center" o:hrstd="t" o:hr="t" fillcolor="#a0a0a0" stroked="f"/>
         </w:pict>
       </w:r>
     </w:p>
@@ -2066,13 +1233,8 @@
         </w:numPr>
       </w:pPr>
       <w:r>
-        <w:t xml:space="preserve">Implemented Annotation-based configuration using </w:t>
-      </w:r>
-      <w:proofErr w:type="spellStart"/>
-      <w:r>
-        <w:t>JavaConfig</w:t>
-      </w:r>
-      <w:proofErr w:type="spellEnd"/>
+        <w:t>Implemented Annotation-based configuration using JavaConfig</w:t>
+      </w:r>
     </w:p>
     <w:p>
       <w:pPr>
@@ -2099,7 +1261,7 @@
     <w:p>
       <w:r>
         <w:pict w14:anchorId="48B5449F">
-          <v:rect id="_x0000_i1290" style="width:0;height:1.5pt" o:hralign="center" o:hrstd="t" o:hr="t" fillcolor="#a0a0a0" stroked="f"/>
+          <v:rect id="_x0000_i1038" style="width:0;height:1.5pt" o:hralign="center" o:hrstd="t" o:hr="t" fillcolor="#a0a0a0" stroked="f"/>
         </w:pict>
       </w:r>
     </w:p>
@@ -2181,7 +1343,7 @@
           <w:noProof/>
         </w:rPr>
         <w:drawing>
-          <wp:inline distT="0" distB="0" distL="0" distR="0" wp14:anchorId="1F330403" wp14:editId="0D9680EB">
+          <wp:inline distT="0" distB="0" distL="0" distR="0" wp14:anchorId="1F330403" wp14:editId="2F22B2E1">
             <wp:extent cx="7291070" cy="4101465"/>
             <wp:effectExtent l="0" t="0" r="5080" b="0"/>
             <wp:docPr id="912380301" name="Picture 1"/>
@@ -2193,106 +1355,6 @@
                 <pic:pic xmlns:pic="http://schemas.openxmlformats.org/drawingml/2006/picture">
                   <pic:nvPicPr>
                     <pic:cNvPr id="912380301" name="Picture 912380301"/>
-                    <pic:cNvPicPr/>
-                  </pic:nvPicPr>
-                  <pic:blipFill>
-                    <a:blip r:embed="rId5" cstate="print">
-                      <a:extLst>
-                        <a:ext uri="{28A0092B-C50C-407E-A947-70E740481C1C}">
-                          <a14:useLocalDpi xmlns:a14="http://schemas.microsoft.com/office/drawing/2010/main" val="0"/>
-                        </a:ext>
-                      </a:extLst>
-                    </a:blip>
-                    <a:stretch>
-                      <a:fillRect/>
-                    </a:stretch>
-                  </pic:blipFill>
-                  <pic:spPr>
-                    <a:xfrm>
-                      <a:off x="0" y="0"/>
-                      <a:ext cx="7291070" cy="4101465"/>
-                    </a:xfrm>
-                    <a:prstGeom prst="rect">
-                      <a:avLst/>
-                    </a:prstGeom>
-                  </pic:spPr>
-                </pic:pic>
-              </a:graphicData>
-            </a:graphic>
-          </wp:inline>
-        </w:drawing>
-      </w:r>
-    </w:p>
-    <w:p>
-      <w:r>
-        <w:rPr>
-          <w:noProof/>
-        </w:rPr>
-        <w:lastRenderedPageBreak/>
-        <w:drawing>
-          <wp:inline distT="0" distB="0" distL="0" distR="0" wp14:anchorId="79971333" wp14:editId="3DCA1BBA">
-            <wp:extent cx="7291070" cy="4101465"/>
-            <wp:effectExtent l="0" t="0" r="5080" b="0"/>
-            <wp:docPr id="1018440388" name="Picture 2"/>
-            <wp:cNvGraphicFramePr>
-              <a:graphicFrameLocks xmlns:a="http://schemas.openxmlformats.org/drawingml/2006/main" noChangeAspect="1"/>
-            </wp:cNvGraphicFramePr>
-            <a:graphic xmlns:a="http://schemas.openxmlformats.org/drawingml/2006/main">
-              <a:graphicData uri="http://schemas.openxmlformats.org/drawingml/2006/picture">
-                <pic:pic xmlns:pic="http://schemas.openxmlformats.org/drawingml/2006/picture">
-                  <pic:nvPicPr>
-                    <pic:cNvPr id="1018440388" name="Picture 1018440388"/>
-                    <pic:cNvPicPr/>
-                  </pic:nvPicPr>
-                  <pic:blipFill>
-                    <a:blip r:embed="rId6" cstate="print">
-                      <a:extLst>
-                        <a:ext uri="{28A0092B-C50C-407E-A947-70E740481C1C}">
-                          <a14:useLocalDpi xmlns:a14="http://schemas.microsoft.com/office/drawing/2010/main" val="0"/>
-                        </a:ext>
-                      </a:extLst>
-                    </a:blip>
-                    <a:stretch>
-                      <a:fillRect/>
-                    </a:stretch>
-                  </pic:blipFill>
-                  <pic:spPr>
-                    <a:xfrm>
-                      <a:off x="0" y="0"/>
-                      <a:ext cx="7291070" cy="4101465"/>
-                    </a:xfrm>
-                    <a:prstGeom prst="rect">
-                      <a:avLst/>
-                    </a:prstGeom>
-                  </pic:spPr>
-                </pic:pic>
-              </a:graphicData>
-            </a:graphic>
-          </wp:inline>
-        </w:drawing>
-      </w:r>
-    </w:p>
-    <w:p/>
-    <w:p/>
-    <w:p/>
-    <w:p>
-      <w:r>
-        <w:rPr>
-          <w:noProof/>
-        </w:rPr>
-        <w:drawing>
-          <wp:inline distT="0" distB="0" distL="0" distR="0" wp14:anchorId="5FED67E3" wp14:editId="5EFD7DA5">
-            <wp:extent cx="7291070" cy="4101465"/>
-            <wp:effectExtent l="0" t="0" r="5080" b="0"/>
-            <wp:docPr id="73931805" name="Picture 3"/>
-            <wp:cNvGraphicFramePr>
-              <a:graphicFrameLocks xmlns:a="http://schemas.openxmlformats.org/drawingml/2006/main" noChangeAspect="1"/>
-            </wp:cNvGraphicFramePr>
-            <a:graphic xmlns:a="http://schemas.openxmlformats.org/drawingml/2006/main">
-              <a:graphicData uri="http://schemas.openxmlformats.org/drawingml/2006/picture">
-                <pic:pic xmlns:pic="http://schemas.openxmlformats.org/drawingml/2006/picture">
-                  <pic:nvPicPr>
-                    <pic:cNvPr id="73931805" name="Picture 73931805"/>
                     <pic:cNvPicPr/>
                   </pic:nvPicPr>
                   <pic:blipFill>
@@ -2323,7 +1385,192 @@
         </w:drawing>
       </w:r>
     </w:p>
+    <w:p>
+      <w:r>
+        <w:rPr>
+          <w:noProof/>
+        </w:rPr>
+        <w:drawing>
+          <wp:inline distT="0" distB="0" distL="0" distR="0" wp14:anchorId="79971333" wp14:editId="260F2C49">
+            <wp:extent cx="7291070" cy="4101465"/>
+            <wp:effectExtent l="0" t="0" r="5080" b="0"/>
+            <wp:docPr id="1018440388" name="Picture 2"/>
+            <wp:cNvGraphicFramePr>
+              <a:graphicFrameLocks xmlns:a="http://schemas.openxmlformats.org/drawingml/2006/main" noChangeAspect="1"/>
+            </wp:cNvGraphicFramePr>
+            <a:graphic xmlns:a="http://schemas.openxmlformats.org/drawingml/2006/main">
+              <a:graphicData uri="http://schemas.openxmlformats.org/drawingml/2006/picture">
+                <pic:pic xmlns:pic="http://schemas.openxmlformats.org/drawingml/2006/picture">
+                  <pic:nvPicPr>
+                    <pic:cNvPr id="1018440388" name="Picture 1018440388"/>
+                    <pic:cNvPicPr/>
+                  </pic:nvPicPr>
+                  <pic:blipFill>
+                    <a:blip r:embed="rId8" cstate="print">
+                      <a:extLst>
+                        <a:ext uri="{28A0092B-C50C-407E-A947-70E740481C1C}">
+                          <a14:useLocalDpi xmlns:a14="http://schemas.microsoft.com/office/drawing/2010/main" val="0"/>
+                        </a:ext>
+                      </a:extLst>
+                    </a:blip>
+                    <a:stretch>
+                      <a:fillRect/>
+                    </a:stretch>
+                  </pic:blipFill>
+                  <pic:spPr>
+                    <a:xfrm>
+                      <a:off x="0" y="0"/>
+                      <a:ext cx="7291070" cy="4101465"/>
+                    </a:xfrm>
+                    <a:prstGeom prst="rect">
+                      <a:avLst/>
+                    </a:prstGeom>
+                  </pic:spPr>
+                </pic:pic>
+              </a:graphicData>
+            </a:graphic>
+          </wp:inline>
+        </w:drawing>
+      </w:r>
+    </w:p>
+    <w:p/>
+    <w:p/>
+    <w:p/>
+    <w:p>
+      <w:r>
+        <w:rPr>
+          <w:noProof/>
+        </w:rPr>
+        <w:drawing>
+          <wp:inline distT="0" distB="0" distL="0" distR="0" wp14:anchorId="5FED67E3" wp14:editId="72865246">
+            <wp:extent cx="7291070" cy="4101465"/>
+            <wp:effectExtent l="0" t="0" r="5080" b="0"/>
+            <wp:docPr id="73931805" name="Picture 3"/>
+            <wp:cNvGraphicFramePr>
+              <a:graphicFrameLocks xmlns:a="http://schemas.openxmlformats.org/drawingml/2006/main" noChangeAspect="1"/>
+            </wp:cNvGraphicFramePr>
+            <a:graphic xmlns:a="http://schemas.openxmlformats.org/drawingml/2006/main">
+              <a:graphicData uri="http://schemas.openxmlformats.org/drawingml/2006/picture">
+                <pic:pic xmlns:pic="http://schemas.openxmlformats.org/drawingml/2006/picture">
+                  <pic:nvPicPr>
+                    <pic:cNvPr id="73931805" name="Picture 73931805"/>
+                    <pic:cNvPicPr/>
+                  </pic:nvPicPr>
+                  <pic:blipFill>
+                    <a:blip r:embed="rId9" cstate="print">
+                      <a:extLst>
+                        <a:ext uri="{28A0092B-C50C-407E-A947-70E740481C1C}">
+                          <a14:useLocalDpi xmlns:a14="http://schemas.microsoft.com/office/drawing/2010/main" val="0"/>
+                        </a:ext>
+                      </a:extLst>
+                    </a:blip>
+                    <a:stretch>
+                      <a:fillRect/>
+                    </a:stretch>
+                  </pic:blipFill>
+                  <pic:spPr>
+                    <a:xfrm>
+                      <a:off x="0" y="0"/>
+                      <a:ext cx="7291070" cy="4101465"/>
+                    </a:xfrm>
+                    <a:prstGeom prst="rect">
+                      <a:avLst/>
+                    </a:prstGeom>
+                  </pic:spPr>
+                </pic:pic>
+              </a:graphicData>
+            </a:graphic>
+          </wp:inline>
+        </w:drawing>
+      </w:r>
+    </w:p>
+    <w:p/>
+    <w:p/>
+    <w:p>
+      <w:pPr>
+        <w:rPr>
+          <w:sz w:val="28"/>
+          <w:szCs w:val="28"/>
+        </w:rPr>
+      </w:pPr>
+      <w:r>
+        <w:rPr>
+          <w:b/>
+          <w:bCs/>
+          <w:sz w:val="28"/>
+          <w:szCs w:val="28"/>
+        </w:rPr>
+        <w:t>GitHub Repository Link</w:t>
+      </w:r>
+    </w:p>
+    <w:p>
+      <w:pPr>
+        <w:rPr>
+          <w:sz w:val="28"/>
+          <w:szCs w:val="28"/>
+        </w:rPr>
+      </w:pPr>
+      <w:r>
+        <w:rPr>
+          <w:sz w:val="28"/>
+          <w:szCs w:val="28"/>
+        </w:rPr>
+        <w:t>The complete source code for this experiment is available in the following GitHub repository:</w:t>
+      </w:r>
+    </w:p>
+    <w:p>
+      <w:pPr>
+        <w:rPr>
+          <w:sz w:val="28"/>
+          <w:szCs w:val="28"/>
+        </w:rPr>
+      </w:pPr>
+      <w:r>
+        <w:rPr>
+          <w:b/>
+          <w:bCs/>
+          <w:sz w:val="28"/>
+          <w:szCs w:val="28"/>
+        </w:rPr>
+        <w:t>Repository:</w:t>
+      </w:r>
+      <w:r>
+        <w:rPr>
+          <w:sz w:val="28"/>
+          <w:szCs w:val="28"/>
+        </w:rPr>
+        <w:br/>
+      </w:r>
+      <w:hyperlink r:id="rId10" w:tgtFrame="_new" w:history="1">
+        <w:r>
+          <w:rPr>
+            <w:rStyle w:val="Hyperlink"/>
+            <w:sz w:val="28"/>
+            <w:szCs w:val="28"/>
+          </w:rPr>
+          <w:t>https://github.com/Hareesh-Reddy-9126/2400090155_FSAD_SKILL_11.git</w:t>
+        </w:r>
+      </w:hyperlink>
+    </w:p>
+    <w:p/>
+    <w:p/>
+    <w:p>
+      <w:pPr>
+        <w:tabs>
+          <w:tab w:val="left" w:pos="8832"/>
+        </w:tabs>
+      </w:pPr>
+      <w:r>
+        <w:tab/>
+      </w:r>
+    </w:p>
     <w:sectPr>
+      <w:headerReference w:type="even" r:id="rId11"/>
+      <w:headerReference w:type="default" r:id="rId12"/>
+      <w:footerReference w:type="even" r:id="rId13"/>
+      <w:footerReference w:type="default" r:id="rId14"/>
+      <w:headerReference w:type="first" r:id="rId15"/>
+      <w:footerReference w:type="first" r:id="rId16"/>
       <w:pgSz w:w="11906" w:h="16838"/>
       <w:pgMar w:top="284" w:right="140" w:bottom="426" w:left="284" w:header="708" w:footer="708" w:gutter="0"/>
       <w:cols w:space="708"/>
@@ -2331,6 +1578,116 @@
     </w:sectPr>
   </w:body>
 </w:document>
+</file>
+
+<file path=word/endnotes.xml><?xml version="1.0" encoding="utf-8"?>
+<w:endnotes xmlns:wpc="http://schemas.microsoft.com/office/word/2010/wordprocessingCanvas" xmlns:cx="http://schemas.microsoft.com/office/drawing/2014/chartex" xmlns:cx1="http://schemas.microsoft.com/office/drawing/2015/9/8/chartex" xmlns:cx2="http://schemas.microsoft.com/office/drawing/2015/10/21/chartex" xmlns:cx3="http://schemas.microsoft.com/office/drawing/2016/5/9/chartex" xmlns:cx4="http://schemas.microsoft.com/office/drawing/2016/5/10/chartex" xmlns:cx5="http://schemas.microsoft.com/office/drawing/2016/5/11/chartex" xmlns:cx6="http://schemas.microsoft.com/office/drawing/2016/5/12/chartex" xmlns:cx7="http://schemas.microsoft.com/office/drawing/2016/5/13/chartex" xmlns:cx8="http://schemas.microsoft.com/office/drawing/2016/5/14/chartex" xmlns:mc="http://schemas.openxmlformats.org/markup-compatibility/2006" xmlns:aink="http://schemas.microsoft.com/office/drawing/2016/ink" xmlns:am3d="http://schemas.microsoft.com/office/drawing/2017/model3d" xmlns:o="urn:schemas-microsoft-com:office:office" xmlns:oel="http://schemas.microsoft.com/office/2019/extlst" xmlns:r="http://schemas.openxmlformats.org/officeDocument/2006/relationships" xmlns:m="http://schemas.openxmlformats.org/officeDocument/2006/math" xmlns:v="urn:schemas-microsoft-com:vml" xmlns:wp14="http://schemas.microsoft.com/office/word/2010/wordprocessingDrawing" xmlns:wp="http://schemas.openxmlformats.org/drawingml/2006/wordprocessingDrawing" xmlns:w10="urn:schemas-microsoft-com:office:word" xmlns:w="http://schemas.openxmlformats.org/wordprocessingml/2006/main" xmlns:w14="http://schemas.microsoft.com/office/word/2010/wordml" xmlns:w15="http://schemas.microsoft.com/office/word/2012/wordml" xmlns:w16cex="http://schemas.microsoft.com/office/word/2018/wordml/cex" xmlns:w16cid="http://schemas.microsoft.com/office/word/2016/wordml/cid" xmlns:w16="http://schemas.microsoft.com/office/word/2018/wordml" xmlns:w16du="http://schemas.microsoft.com/office/word/2023/wordml/word16du" xmlns:w16sdtdh="http://schemas.microsoft.com/office/word/2020/wordml/sdtdatahash" xmlns:w16sdtfl="http://schemas.microsoft.com/office/word/2024/wordml/sdtformatlock" xmlns:w16se="http://schemas.microsoft.com/office/word/2015/wordml/symex" xmlns:wpg="http://schemas.microsoft.com/office/word/2010/wordprocessingGroup" xmlns:wpi="http://schemas.microsoft.com/office/word/2010/wordprocessingInk" xmlns:wne="http://schemas.microsoft.com/office/word/2006/wordml" xmlns:wps="http://schemas.microsoft.com/office/word/2010/wordprocessingShape" mc:Ignorable="w14 w15 w16se w16cid w16 w16cex w16sdtdh w16sdtfl w16du wp14">
+  <w:endnote w:type="separator" w:id="-1">
+    <w:p>
+      <w:pPr>
+        <w:spacing w:after="0" w:line="240" w:lineRule="auto"/>
+      </w:pPr>
+      <w:r>
+        <w:separator/>
+      </w:r>
+    </w:p>
+  </w:endnote>
+  <w:endnote w:type="continuationSeparator" w:id="0">
+    <w:p>
+      <w:pPr>
+        <w:spacing w:after="0" w:line="240" w:lineRule="auto"/>
+      </w:pPr>
+      <w:r>
+        <w:continuationSeparator/>
+      </w:r>
+    </w:p>
+  </w:endnote>
+</w:endnotes>
+</file>
+
+<file path=word/footer1.xml><?xml version="1.0" encoding="utf-8"?>
+<w:ftr xmlns:wpc="http://schemas.microsoft.com/office/word/2010/wordprocessingCanvas" xmlns:cx="http://schemas.microsoft.com/office/drawing/2014/chartex" xmlns:cx1="http://schemas.microsoft.com/office/drawing/2015/9/8/chartex" xmlns:cx2="http://schemas.microsoft.com/office/drawing/2015/10/21/chartex" xmlns:cx3="http://schemas.microsoft.com/office/drawing/2016/5/9/chartex" xmlns:cx4="http://schemas.microsoft.com/office/drawing/2016/5/10/chartex" xmlns:cx5="http://schemas.microsoft.com/office/drawing/2016/5/11/chartex" xmlns:cx6="http://schemas.microsoft.com/office/drawing/2016/5/12/chartex" xmlns:cx7="http://schemas.microsoft.com/office/drawing/2016/5/13/chartex" xmlns:cx8="http://schemas.microsoft.com/office/drawing/2016/5/14/chartex" xmlns:mc="http://schemas.openxmlformats.org/markup-compatibility/2006" xmlns:aink="http://schemas.microsoft.com/office/drawing/2016/ink" xmlns:am3d="http://schemas.microsoft.com/office/drawing/2017/model3d" xmlns:o="urn:schemas-microsoft-com:office:office" xmlns:oel="http://schemas.microsoft.com/office/2019/extlst" xmlns:r="http://schemas.openxmlformats.org/officeDocument/2006/relationships" xmlns:m="http://schemas.openxmlformats.org/officeDocument/2006/math" xmlns:v="urn:schemas-microsoft-com:vml" xmlns:wp14="http://schemas.microsoft.com/office/word/2010/wordprocessingDrawing" xmlns:wp="http://schemas.openxmlformats.org/drawingml/2006/wordprocessingDrawing" xmlns:w10="urn:schemas-microsoft-com:office:word" xmlns:w="http://schemas.openxmlformats.org/wordprocessingml/2006/main" xmlns:w14="http://schemas.microsoft.com/office/word/2010/wordml" xmlns:w15="http://schemas.microsoft.com/office/word/2012/wordml" xmlns:w16cex="http://schemas.microsoft.com/office/word/2018/wordml/cex" xmlns:w16cid="http://schemas.microsoft.com/office/word/2016/wordml/cid" xmlns:w16="http://schemas.microsoft.com/office/word/2018/wordml" xmlns:w16du="http://schemas.microsoft.com/office/word/2023/wordml/word16du" xmlns:w16sdtdh="http://schemas.microsoft.com/office/word/2020/wordml/sdtdatahash" xmlns:w16sdtfl="http://schemas.microsoft.com/office/word/2024/wordml/sdtformatlock" xmlns:w16se="http://schemas.microsoft.com/office/word/2015/wordml/symex" xmlns:wpg="http://schemas.microsoft.com/office/word/2010/wordprocessingGroup" xmlns:wpi="http://schemas.microsoft.com/office/word/2010/wordprocessingInk" xmlns:wne="http://schemas.microsoft.com/office/word/2006/wordml" xmlns:wps="http://schemas.microsoft.com/office/word/2010/wordprocessingShape" mc:Ignorable="w14 w15 w16se w16cid w16 w16cex w16sdtdh w16sdtfl w16du wp14">
+  <w:p>
+    <w:pPr>
+      <w:pStyle w:val="Footer"/>
+    </w:pPr>
+  </w:p>
+</w:ftr>
+</file>
+
+<file path=word/footer2.xml><?xml version="1.0" encoding="utf-8"?>
+<w:ftr xmlns:wpc="http://schemas.microsoft.com/office/word/2010/wordprocessingCanvas" xmlns:cx="http://schemas.microsoft.com/office/drawing/2014/chartex" xmlns:cx1="http://schemas.microsoft.com/office/drawing/2015/9/8/chartex" xmlns:cx2="http://schemas.microsoft.com/office/drawing/2015/10/21/chartex" xmlns:cx3="http://schemas.microsoft.com/office/drawing/2016/5/9/chartex" xmlns:cx4="http://schemas.microsoft.com/office/drawing/2016/5/10/chartex" xmlns:cx5="http://schemas.microsoft.com/office/drawing/2016/5/11/chartex" xmlns:cx6="http://schemas.microsoft.com/office/drawing/2016/5/12/chartex" xmlns:cx7="http://schemas.microsoft.com/office/drawing/2016/5/13/chartex" xmlns:cx8="http://schemas.microsoft.com/office/drawing/2016/5/14/chartex" xmlns:mc="http://schemas.openxmlformats.org/markup-compatibility/2006" xmlns:aink="http://schemas.microsoft.com/office/drawing/2016/ink" xmlns:am3d="http://schemas.microsoft.com/office/drawing/2017/model3d" xmlns:o="urn:schemas-microsoft-com:office:office" xmlns:oel="http://schemas.microsoft.com/office/2019/extlst" xmlns:r="http://schemas.openxmlformats.org/officeDocument/2006/relationships" xmlns:m="http://schemas.openxmlformats.org/officeDocument/2006/math" xmlns:v="urn:schemas-microsoft-com:vml" xmlns:wp14="http://schemas.microsoft.com/office/word/2010/wordprocessingDrawing" xmlns:wp="http://schemas.openxmlformats.org/drawingml/2006/wordprocessingDrawing" xmlns:w10="urn:schemas-microsoft-com:office:word" xmlns:w="http://schemas.openxmlformats.org/wordprocessingml/2006/main" xmlns:w14="http://schemas.microsoft.com/office/word/2010/wordml" xmlns:w15="http://schemas.microsoft.com/office/word/2012/wordml" xmlns:w16cex="http://schemas.microsoft.com/office/word/2018/wordml/cex" xmlns:w16cid="http://schemas.microsoft.com/office/word/2016/wordml/cid" xmlns:w16="http://schemas.microsoft.com/office/word/2018/wordml" xmlns:w16du="http://schemas.microsoft.com/office/word/2023/wordml/word16du" xmlns:w16sdtdh="http://schemas.microsoft.com/office/word/2020/wordml/sdtdatahash" xmlns:w16sdtfl="http://schemas.microsoft.com/office/word/2024/wordml/sdtformatlock" xmlns:w16se="http://schemas.microsoft.com/office/word/2015/wordml/symex" xmlns:wpg="http://schemas.microsoft.com/office/word/2010/wordprocessingGroup" xmlns:wpi="http://schemas.microsoft.com/office/word/2010/wordprocessingInk" xmlns:wne="http://schemas.microsoft.com/office/word/2006/wordml" xmlns:wps="http://schemas.microsoft.com/office/word/2010/wordprocessingShape" mc:Ignorable="w14 w15 w16se w16cid w16 w16cex w16sdtdh w16sdtfl w16du wp14">
+  <w:p>
+    <w:pPr>
+      <w:pStyle w:val="Footer"/>
+    </w:pPr>
+  </w:p>
+</w:ftr>
+</file>
+
+<file path=word/footer3.xml><?xml version="1.0" encoding="utf-8"?>
+<w:ftr xmlns:wpc="http://schemas.microsoft.com/office/word/2010/wordprocessingCanvas" xmlns:cx="http://schemas.microsoft.com/office/drawing/2014/chartex" xmlns:cx1="http://schemas.microsoft.com/office/drawing/2015/9/8/chartex" xmlns:cx2="http://schemas.microsoft.com/office/drawing/2015/10/21/chartex" xmlns:cx3="http://schemas.microsoft.com/office/drawing/2016/5/9/chartex" xmlns:cx4="http://schemas.microsoft.com/office/drawing/2016/5/10/chartex" xmlns:cx5="http://schemas.microsoft.com/office/drawing/2016/5/11/chartex" xmlns:cx6="http://schemas.microsoft.com/office/drawing/2016/5/12/chartex" xmlns:cx7="http://schemas.microsoft.com/office/drawing/2016/5/13/chartex" xmlns:cx8="http://schemas.microsoft.com/office/drawing/2016/5/14/chartex" xmlns:mc="http://schemas.openxmlformats.org/markup-compatibility/2006" xmlns:aink="http://schemas.microsoft.com/office/drawing/2016/ink" xmlns:am3d="http://schemas.microsoft.com/office/drawing/2017/model3d" xmlns:o="urn:schemas-microsoft-com:office:office" xmlns:oel="http://schemas.microsoft.com/office/2019/extlst" xmlns:r="http://schemas.openxmlformats.org/officeDocument/2006/relationships" xmlns:m="http://schemas.openxmlformats.org/officeDocument/2006/math" xmlns:v="urn:schemas-microsoft-com:vml" xmlns:wp14="http://schemas.microsoft.com/office/word/2010/wordprocessingDrawing" xmlns:wp="http://schemas.openxmlformats.org/drawingml/2006/wordprocessingDrawing" xmlns:w10="urn:schemas-microsoft-com:office:word" xmlns:w="http://schemas.openxmlformats.org/wordprocessingml/2006/main" xmlns:w14="http://schemas.microsoft.com/office/word/2010/wordml" xmlns:w15="http://schemas.microsoft.com/office/word/2012/wordml" xmlns:w16cex="http://schemas.microsoft.com/office/word/2018/wordml/cex" xmlns:w16cid="http://schemas.microsoft.com/office/word/2016/wordml/cid" xmlns:w16="http://schemas.microsoft.com/office/word/2018/wordml" xmlns:w16du="http://schemas.microsoft.com/office/word/2023/wordml/word16du" xmlns:w16sdtdh="http://schemas.microsoft.com/office/word/2020/wordml/sdtdatahash" xmlns:w16sdtfl="http://schemas.microsoft.com/office/word/2024/wordml/sdtformatlock" xmlns:w16se="http://schemas.microsoft.com/office/word/2015/wordml/symex" xmlns:wpg="http://schemas.microsoft.com/office/word/2010/wordprocessingGroup" xmlns:wpi="http://schemas.microsoft.com/office/word/2010/wordprocessingInk" xmlns:wne="http://schemas.microsoft.com/office/word/2006/wordml" xmlns:wps="http://schemas.microsoft.com/office/word/2010/wordprocessingShape" mc:Ignorable="w14 w15 w16se w16cid w16 w16cex w16sdtdh w16sdtfl w16du wp14">
+  <w:p>
+    <w:pPr>
+      <w:pStyle w:val="Footer"/>
+    </w:pPr>
+  </w:p>
+</w:ftr>
+</file>
+
+<file path=word/footnotes.xml><?xml version="1.0" encoding="utf-8"?>
+<w:footnotes xmlns:wpc="http://schemas.microsoft.com/office/word/2010/wordprocessingCanvas" xmlns:cx="http://schemas.microsoft.com/office/drawing/2014/chartex" xmlns:cx1="http://schemas.microsoft.com/office/drawing/2015/9/8/chartex" xmlns:cx2="http://schemas.microsoft.com/office/drawing/2015/10/21/chartex" xmlns:cx3="http://schemas.microsoft.com/office/drawing/2016/5/9/chartex" xmlns:cx4="http://schemas.microsoft.com/office/drawing/2016/5/10/chartex" xmlns:cx5="http://schemas.microsoft.com/office/drawing/2016/5/11/chartex" xmlns:cx6="http://schemas.microsoft.com/office/drawing/2016/5/12/chartex" xmlns:cx7="http://schemas.microsoft.com/office/drawing/2016/5/13/chartex" xmlns:cx8="http://schemas.microsoft.com/office/drawing/2016/5/14/chartex" xmlns:mc="http://schemas.openxmlformats.org/markup-compatibility/2006" xmlns:aink="http://schemas.microsoft.com/office/drawing/2016/ink" xmlns:am3d="http://schemas.microsoft.com/office/drawing/2017/model3d" xmlns:o="urn:schemas-microsoft-com:office:office" xmlns:oel="http://schemas.microsoft.com/office/2019/extlst" xmlns:r="http://schemas.openxmlformats.org/officeDocument/2006/relationships" xmlns:m="http://schemas.openxmlformats.org/officeDocument/2006/math" xmlns:v="urn:schemas-microsoft-com:vml" xmlns:wp14="http://schemas.microsoft.com/office/word/2010/wordprocessingDrawing" xmlns:wp="http://schemas.openxmlformats.org/drawingml/2006/wordprocessingDrawing" xmlns:w10="urn:schemas-microsoft-com:office:word" xmlns:w="http://schemas.openxmlformats.org/wordprocessingml/2006/main" xmlns:w14="http://schemas.microsoft.com/office/word/2010/wordml" xmlns:w15="http://schemas.microsoft.com/office/word/2012/wordml" xmlns:w16cex="http://schemas.microsoft.com/office/word/2018/wordml/cex" xmlns:w16cid="http://schemas.microsoft.com/office/word/2016/wordml/cid" xmlns:w16="http://schemas.microsoft.com/office/word/2018/wordml" xmlns:w16du="http://schemas.microsoft.com/office/word/2023/wordml/word16du" xmlns:w16sdtdh="http://schemas.microsoft.com/office/word/2020/wordml/sdtdatahash" xmlns:w16sdtfl="http://schemas.microsoft.com/office/word/2024/wordml/sdtformatlock" xmlns:w16se="http://schemas.microsoft.com/office/word/2015/wordml/symex" xmlns:wpg="http://schemas.microsoft.com/office/word/2010/wordprocessingGroup" xmlns:wpi="http://schemas.microsoft.com/office/word/2010/wordprocessingInk" xmlns:wne="http://schemas.microsoft.com/office/word/2006/wordml" xmlns:wps="http://schemas.microsoft.com/office/word/2010/wordprocessingShape" mc:Ignorable="w14 w15 w16se w16cid w16 w16cex w16sdtdh w16sdtfl w16du wp14">
+  <w:footnote w:type="separator" w:id="-1">
+    <w:p>
+      <w:pPr>
+        <w:spacing w:after="0" w:line="240" w:lineRule="auto"/>
+      </w:pPr>
+      <w:r>
+        <w:separator/>
+      </w:r>
+    </w:p>
+  </w:footnote>
+  <w:footnote w:type="continuationSeparator" w:id="0">
+    <w:p>
+      <w:pPr>
+        <w:spacing w:after="0" w:line="240" w:lineRule="auto"/>
+      </w:pPr>
+      <w:r>
+        <w:continuationSeparator/>
+      </w:r>
+    </w:p>
+  </w:footnote>
+</w:footnotes>
+</file>
+
+<file path=word/header1.xml><?xml version="1.0" encoding="utf-8"?>
+<w:hdr xmlns:wpc="http://schemas.microsoft.com/office/word/2010/wordprocessingCanvas" xmlns:cx="http://schemas.microsoft.com/office/drawing/2014/chartex" xmlns:cx1="http://schemas.microsoft.com/office/drawing/2015/9/8/chartex" xmlns:cx2="http://schemas.microsoft.com/office/drawing/2015/10/21/chartex" xmlns:cx3="http://schemas.microsoft.com/office/drawing/2016/5/9/chartex" xmlns:cx4="http://schemas.microsoft.com/office/drawing/2016/5/10/chartex" xmlns:cx5="http://schemas.microsoft.com/office/drawing/2016/5/11/chartex" xmlns:cx6="http://schemas.microsoft.com/office/drawing/2016/5/12/chartex" xmlns:cx7="http://schemas.microsoft.com/office/drawing/2016/5/13/chartex" xmlns:cx8="http://schemas.microsoft.com/office/drawing/2016/5/14/chartex" xmlns:mc="http://schemas.openxmlformats.org/markup-compatibility/2006" xmlns:aink="http://schemas.microsoft.com/office/drawing/2016/ink" xmlns:am3d="http://schemas.microsoft.com/office/drawing/2017/model3d" xmlns:o="urn:schemas-microsoft-com:office:office" xmlns:oel="http://schemas.microsoft.com/office/2019/extlst" xmlns:r="http://schemas.openxmlformats.org/officeDocument/2006/relationships" xmlns:m="http://schemas.openxmlformats.org/officeDocument/2006/math" xmlns:v="urn:schemas-microsoft-com:vml" xmlns:wp14="http://schemas.microsoft.com/office/word/2010/wordprocessingDrawing" xmlns:wp="http://schemas.openxmlformats.org/drawingml/2006/wordprocessingDrawing" xmlns:w10="urn:schemas-microsoft-com:office:word" xmlns:w="http://schemas.openxmlformats.org/wordprocessingml/2006/main" xmlns:w14="http://schemas.microsoft.com/office/word/2010/wordml" xmlns:w15="http://schemas.microsoft.com/office/word/2012/wordml" xmlns:w16cex="http://schemas.microsoft.com/office/word/2018/wordml/cex" xmlns:w16cid="http://schemas.microsoft.com/office/word/2016/wordml/cid" xmlns:w16="http://schemas.microsoft.com/office/word/2018/wordml" xmlns:w16du="http://schemas.microsoft.com/office/word/2023/wordml/word16du" xmlns:w16sdtdh="http://schemas.microsoft.com/office/word/2020/wordml/sdtdatahash" xmlns:w16sdtfl="http://schemas.microsoft.com/office/word/2024/wordml/sdtformatlock" xmlns:w16se="http://schemas.microsoft.com/office/word/2015/wordml/symex" xmlns:wpg="http://schemas.microsoft.com/office/word/2010/wordprocessingGroup" xmlns:wpi="http://schemas.microsoft.com/office/word/2010/wordprocessingInk" xmlns:wne="http://schemas.microsoft.com/office/word/2006/wordml" xmlns:wps="http://schemas.microsoft.com/office/word/2010/wordprocessingShape" mc:Ignorable="w14 w15 w16se w16cid w16 w16cex w16sdtdh w16sdtfl w16du wp14">
+  <w:p>
+    <w:pPr>
+      <w:pStyle w:val="Header"/>
+    </w:pPr>
+  </w:p>
+</w:hdr>
+</file>
+
+<file path=word/header2.xml><?xml version="1.0" encoding="utf-8"?>
+<w:hdr xmlns:wpc="http://schemas.microsoft.com/office/word/2010/wordprocessingCanvas" xmlns:cx="http://schemas.microsoft.com/office/drawing/2014/chartex" xmlns:cx1="http://schemas.microsoft.com/office/drawing/2015/9/8/chartex" xmlns:cx2="http://schemas.microsoft.com/office/drawing/2015/10/21/chartex" xmlns:cx3="http://schemas.microsoft.com/office/drawing/2016/5/9/chartex" xmlns:cx4="http://schemas.microsoft.com/office/drawing/2016/5/10/chartex" xmlns:cx5="http://schemas.microsoft.com/office/drawing/2016/5/11/chartex" xmlns:cx6="http://schemas.microsoft.com/office/drawing/2016/5/12/chartex" xmlns:cx7="http://schemas.microsoft.com/office/drawing/2016/5/13/chartex" xmlns:cx8="http://schemas.microsoft.com/office/drawing/2016/5/14/chartex" xmlns:mc="http://schemas.openxmlformats.org/markup-compatibility/2006" xmlns:aink="http://schemas.microsoft.com/office/drawing/2016/ink" xmlns:am3d="http://schemas.microsoft.com/office/drawing/2017/model3d" xmlns:o="urn:schemas-microsoft-com:office:office" xmlns:oel="http://schemas.microsoft.com/office/2019/extlst" xmlns:r="http://schemas.openxmlformats.org/officeDocument/2006/relationships" xmlns:m="http://schemas.openxmlformats.org/officeDocument/2006/math" xmlns:v="urn:schemas-microsoft-com:vml" xmlns:wp14="http://schemas.microsoft.com/office/word/2010/wordprocessingDrawing" xmlns:wp="http://schemas.openxmlformats.org/drawingml/2006/wordprocessingDrawing" xmlns:w10="urn:schemas-microsoft-com:office:word" xmlns:w="http://schemas.openxmlformats.org/wordprocessingml/2006/main" xmlns:w14="http://schemas.microsoft.com/office/word/2010/wordml" xmlns:w15="http://schemas.microsoft.com/office/word/2012/wordml" xmlns:w16cex="http://schemas.microsoft.com/office/word/2018/wordml/cex" xmlns:w16cid="http://schemas.microsoft.com/office/word/2016/wordml/cid" xmlns:w16="http://schemas.microsoft.com/office/word/2018/wordml" xmlns:w16du="http://schemas.microsoft.com/office/word/2023/wordml/word16du" xmlns:w16sdtdh="http://schemas.microsoft.com/office/word/2020/wordml/sdtdatahash" xmlns:w16sdtfl="http://schemas.microsoft.com/office/word/2024/wordml/sdtformatlock" xmlns:w16se="http://schemas.microsoft.com/office/word/2015/wordml/symex" xmlns:wpg="http://schemas.microsoft.com/office/word/2010/wordprocessingGroup" xmlns:wpi="http://schemas.microsoft.com/office/word/2010/wordprocessingInk" xmlns:wne="http://schemas.microsoft.com/office/word/2006/wordml" xmlns:wps="http://schemas.microsoft.com/office/word/2010/wordprocessingShape" mc:Ignorable="w14 w15 w16se w16cid w16 w16cex w16sdtdh w16sdtfl w16du wp14">
+  <w:p>
+    <w:pPr>
+      <w:pStyle w:val="Header"/>
+    </w:pPr>
+  </w:p>
+</w:hdr>
+</file>
+
+<file path=word/header3.xml><?xml version="1.0" encoding="utf-8"?>
+<w:hdr xmlns:wpc="http://schemas.microsoft.com/office/word/2010/wordprocessingCanvas" xmlns:cx="http://schemas.microsoft.com/office/drawing/2014/chartex" xmlns:cx1="http://schemas.microsoft.com/office/drawing/2015/9/8/chartex" xmlns:cx2="http://schemas.microsoft.com/office/drawing/2015/10/21/chartex" xmlns:cx3="http://schemas.microsoft.com/office/drawing/2016/5/9/chartex" xmlns:cx4="http://schemas.microsoft.com/office/drawing/2016/5/10/chartex" xmlns:cx5="http://schemas.microsoft.com/office/drawing/2016/5/11/chartex" xmlns:cx6="http://schemas.microsoft.com/office/drawing/2016/5/12/chartex" xmlns:cx7="http://schemas.microsoft.com/office/drawing/2016/5/13/chartex" xmlns:cx8="http://schemas.microsoft.com/office/drawing/2016/5/14/chartex" xmlns:mc="http://schemas.openxmlformats.org/markup-compatibility/2006" xmlns:aink="http://schemas.microsoft.com/office/drawing/2016/ink" xmlns:am3d="http://schemas.microsoft.com/office/drawing/2017/model3d" xmlns:o="urn:schemas-microsoft-com:office:office" xmlns:oel="http://schemas.microsoft.com/office/2019/extlst" xmlns:r="http://schemas.openxmlformats.org/officeDocument/2006/relationships" xmlns:m="http://schemas.openxmlformats.org/officeDocument/2006/math" xmlns:v="urn:schemas-microsoft-com:vml" xmlns:wp14="http://schemas.microsoft.com/office/word/2010/wordprocessingDrawing" xmlns:wp="http://schemas.openxmlformats.org/drawingml/2006/wordprocessingDrawing" xmlns:w10="urn:schemas-microsoft-com:office:word" xmlns:w="http://schemas.openxmlformats.org/wordprocessingml/2006/main" xmlns:w14="http://schemas.microsoft.com/office/word/2010/wordml" xmlns:w15="http://schemas.microsoft.com/office/word/2012/wordml" xmlns:w16cex="http://schemas.microsoft.com/office/word/2018/wordml/cex" xmlns:w16cid="http://schemas.microsoft.com/office/word/2016/wordml/cid" xmlns:w16="http://schemas.microsoft.com/office/word/2018/wordml" xmlns:w16du="http://schemas.microsoft.com/office/word/2023/wordml/word16du" xmlns:w16sdtdh="http://schemas.microsoft.com/office/word/2020/wordml/sdtdatahash" xmlns:w16sdtfl="http://schemas.microsoft.com/office/word/2024/wordml/sdtformatlock" xmlns:w16se="http://schemas.microsoft.com/office/word/2015/wordml/symex" xmlns:wpg="http://schemas.microsoft.com/office/word/2010/wordprocessingGroup" xmlns:wpi="http://schemas.microsoft.com/office/word/2010/wordprocessingInk" xmlns:wne="http://schemas.microsoft.com/office/word/2006/wordml" xmlns:wps="http://schemas.microsoft.com/office/word/2010/wordprocessingShape" mc:Ignorable="w14 w15 w16se w16cid w16 w16cex w16sdtdh w16sdtfl w16du wp14">
+  <w:p>
+    <w:pPr>
+      <w:pStyle w:val="Header"/>
+    </w:pPr>
+  </w:p>
+</w:hdr>
 </file>
 
 <file path=word/numbering.xml><?xml version="1.0" encoding="utf-8"?>
@@ -3246,6 +2603,7 @@
   <w:style w:type="character" w:default="1" w:styleId="DefaultParagraphFont">
     <w:name w:val="Default Paragraph Font"/>
     <w:uiPriority w:val="1"/>
+    <w:semiHidden/>
     <w:unhideWhenUsed/>
   </w:style>
   <w:style w:type="table" w:default="1" w:styleId="TableNormal">
@@ -3557,6 +2915,73 @@
       <w:smallCaps/>
       <w:color w:val="2F5496" w:themeColor="accent1" w:themeShade="BF"/>
       <w:spacing w:val="5"/>
+    </w:rPr>
+  </w:style>
+  <w:style w:type="paragraph" w:styleId="Header">
+    <w:name w:val="header"/>
+    <w:basedOn w:val="Normal"/>
+    <w:link w:val="HeaderChar"/>
+    <w:uiPriority w:val="99"/>
+    <w:unhideWhenUsed/>
+    <w:rsid w:val="00F76A29"/>
+    <w:pPr>
+      <w:tabs>
+        <w:tab w:val="center" w:pos="4513"/>
+        <w:tab w:val="right" w:pos="9026"/>
+      </w:tabs>
+      <w:spacing w:after="0" w:line="240" w:lineRule="auto"/>
+    </w:pPr>
+  </w:style>
+  <w:style w:type="character" w:customStyle="1" w:styleId="HeaderChar">
+    <w:name w:val="Header Char"/>
+    <w:basedOn w:val="DefaultParagraphFont"/>
+    <w:link w:val="Header"/>
+    <w:uiPriority w:val="99"/>
+    <w:rsid w:val="00F76A29"/>
+  </w:style>
+  <w:style w:type="paragraph" w:styleId="Footer">
+    <w:name w:val="footer"/>
+    <w:basedOn w:val="Normal"/>
+    <w:link w:val="FooterChar"/>
+    <w:uiPriority w:val="99"/>
+    <w:unhideWhenUsed/>
+    <w:rsid w:val="00F76A29"/>
+    <w:pPr>
+      <w:tabs>
+        <w:tab w:val="center" w:pos="4513"/>
+        <w:tab w:val="right" w:pos="9026"/>
+      </w:tabs>
+      <w:spacing w:after="0" w:line="240" w:lineRule="auto"/>
+    </w:pPr>
+  </w:style>
+  <w:style w:type="character" w:customStyle="1" w:styleId="FooterChar">
+    <w:name w:val="Footer Char"/>
+    <w:basedOn w:val="DefaultParagraphFont"/>
+    <w:link w:val="Footer"/>
+    <w:uiPriority w:val="99"/>
+    <w:rsid w:val="00F76A29"/>
+  </w:style>
+  <w:style w:type="character" w:styleId="Hyperlink">
+    <w:name w:val="Hyperlink"/>
+    <w:basedOn w:val="DefaultParagraphFont"/>
+    <w:uiPriority w:val="99"/>
+    <w:unhideWhenUsed/>
+    <w:rsid w:val="006A32BE"/>
+    <w:rPr>
+      <w:color w:val="0563C1" w:themeColor="hyperlink"/>
+      <w:u w:val="single"/>
+    </w:rPr>
+  </w:style>
+  <w:style w:type="character" w:styleId="UnresolvedMention">
+    <w:name w:val="Unresolved Mention"/>
+    <w:basedOn w:val="DefaultParagraphFont"/>
+    <w:uiPriority w:val="99"/>
+    <w:semiHidden/>
+    <w:unhideWhenUsed/>
+    <w:rsid w:val="006A32BE"/>
+    <w:rPr>
+      <w:color w:val="605E5C"/>
+      <w:shd w:val="clear" w:color="auto" w:fill="E1DFDD"/>
     </w:rPr>
   </w:style>
 </w:styles>
